--- a/reports/canine_pyometra_manuscript.docx
+++ b/reports/canine_pyometra_manuscript.docx
@@ -203,7 +203,7 @@
           <w:sz w:val="22"/>
           <w:szCs w:val="22"/>
         </w:rPr>
-        <w:t xml:space="preserve">The final treatment-success model (protocol category plus nine admission variables) achieved ROC-AUC 0.91 ± 0.08 (accuracy 85%, sensitivity 87%, specificity 72%, F1 0.90 at a 0.5 threshold); an independently implemented validation pipeline reproduced this at ROC-AUC 0.93 ± 0.08 with negligible optimism under nested cross-validation. The medical-failure model achieved ROC-AUC 0.95 ± 0.07. Renal markers (blood urea nitrogen, creatinine), hepatic markers (alkaline phosphatase, alanine aminotransferase) and hypoalbuminaemia were the dominant predictors in both models. A six-variable admission risk score separated a low-risk stratum (0% medical failure) from a high-risk stratum (48% medical failure), within which protocol choice changed the observed success rate from 17% to 100%.</w:t>
+        <w:t xml:space="preserve">The final treatment-success model (protocol category plus nine admission variables) achieved, as its pre-specified primary estimate, ROC-AUC 0.91 ± 0.08 (accuracy 85%, sensitivity 87%, specificity 72%, F1 0.90 at a 0.5 threshold); an independently implemented validation pipeline and nested cross-validation reproduced this within 0.02 AUC. The medical-failure model achieved ROC-AUC 0.95 ± 0.07. Renal markers (blood urea nitrogen, creatinine), hepatic markers (alkaline phosphatase, alanine aminotransferase) and hypoalbuminaemia were the dominant predictors in both models. A six-variable admission risk score, built from the medical-failure model's own coefficients, separated a combined low/intermediate stratum (0% observed medical failure, n = 53) from a high-risk stratum (52% observed medical failure, n = 27) in which observed success on this dataset ranged from 12% to 100% depending on protocol — an observational, hypothesis-generating association, not a causal treatment effect.</w:t>
       </w:r>
     </w:p>
     <w:p>
@@ -226,7 +226,7 @@
           <w:sz w:val="22"/>
           <w:szCs w:val="22"/>
         </w:rPr>
-        <w:t xml:space="preserve">A compact, interpretable logistic-regression model built from nine routine admission values integrates clinical and laboratory data into a single probability of treatment success in canine pyometra, and is deployed here as an open, interactive calculator. Because the dataset was purpose-built to demonstrate the pipeline rather than collected prospectively from clinical practice, these findings are hypothesis-generating and require validation on an independently collected, unbalanced clinical cohort before any clinical use.</w:t>
+        <w:t xml:space="preserve">A compact, interpretable logistic-regression model built from nine routine admission values integrates clinical and laboratory data into a single probability of treatment success in canine pyometra, and is deployed here as an open, research-use prototype. Because the dataset was purpose-built to demonstrate the pipeline rather than collected prospectively from clinical practice, these findings are hypothesis-generating and require validation on an independently collected, unbalanced clinical cohort before any clinical use.</w:t>
       </w:r>
     </w:p>
     <w:p>
@@ -331,7 +331,7 @@
           <w:sz w:val="22"/>
           <w:szCs w:val="22"/>
         </w:rPr>
-        <w:t xml:space="preserve">No equivalent, openly reported ML pipeline currently exists for canine pyometra. The aim of this study was to adapt the Sanaei et al. (2025) workflow — the same three-stage feature-reduction strategy, the same repeated-cross-validation, multi-algorithm comparison methodology — to canine pyometra, and to use it to build three complementary models: (i) probability of treatment success by day 14 for a clinician-chosen protocol, (ii) probability of medical-management failure among the non-surgical protocols, and (iii) expected days to clinical resolution. Because the dataset available for this work was purpose-built to exercise the pipeline under clean, complete, balanced conditions rather than collected prospectively from unselected clinical admissions, we present the results explicitly as a methodology demonstration: a transparent, reproducible, and openly deployed template that the same pipeline can be pointed at a real, independently collected clinical cohort to validate.</w:t>
+        <w:t xml:space="preserve">To our knowledge, no openly reported ML pipeline of this kind previously existed for canine pyometra. The aim of this study was to adapt the Sanaei et al. (2025) workflow — the same three-stage feature-reduction strategy, the same repeated-cross-validation, multi-algorithm comparison methodology — to canine pyometra, and to use it to build three complementary models: (i) probability of treatment success by day 14 for a clinician-chosen protocol, (ii) probability of medical-management failure among the non-surgical protocols, and (iii) expected days to clinical resolution. Because the dataset available for this work was purpose-built to exercise the pipeline under clean, complete, balanced conditions rather than collected prospectively from unselected clinical admissions, we present the results explicitly as a methodology demonstration: a transparent, reproducible, and openly deployed template that the same pipeline can be pointed at a real, independently collected clinical cohort to validate.</w:t>
       </w:r>
     </w:p>
     <w:p>
@@ -422,6 +422,19 @@
           <w:szCs w:val="22"/>
         </w:rPr>
         <w:t xml:space="preserve">Twenty-six variables were available for each dog, spanning five categories: demographic, vital-sign/clinical, haematological, serum-biochemical, and imaging/endocrine (Table 1). Four outcomes were defined a priori: treatment success by day 14 (uncomplicated resolution on the assigned protocol, 66/80 dogs, 82.5%); medical failure by day 14 among the three non-surgical protocols (death, rescue ovariohysterectomy, or non-response; 14/60 medical-arm dogs, 23.3%); days to clinical resolution (continuous, resolvers only, n = 74); and two rare events — death (1/80) and six-month recurrence (4/80) — that were too infrequent to model and are reported descriptively only.</w:t>
+      </w:r>
+    </w:p>
+    <w:p>
+      <w:pPr>
+        <w:spacing w:after="160" w:before="0"/>
+      </w:pPr>
+      <w:r>
+        <w:rPr>
+          <w:rFonts w:ascii="Calibri" w:cs="Calibri" w:eastAsia="Calibri" w:hAnsi="Calibri"/>
+          <w:sz w:val="22"/>
+          <w:szCs w:val="22"/>
+        </w:rPr>
+        <w:t xml:space="preserve">No admission demographic, clinical, haematological, biochemical or imaging value used as a predictor in either classification model was missing for any of the 80 dogs (Table 1 fields; verified programmatically, 0/80 missing on every column). Missingness in the source workbook is confined to fields not used as model predictors here: litter size (62.5% missing — recorded only for dogs later bred), pregnancy outcome and days-to-next-oestrus (42.5% missing each — recorded only on follow-up), and the recovery-time outcome itself (7.5% missing, 6/80 dogs, corresponding exactly to the dogs that died or did not resolve — handled, as stated above, by restricting the recovery-time analysis to the 74 dogs with a recorded resolution date rather than by imputing an outcome for a dog that did not resolve). No imputation was performed on any variable used to fit the treatment-success or medical-failure classification models reported in Section 3. A separate, artificially constructed 5%-missing-completely-at-random (MCAR) copy of the predictor set was used only for the imputation-robustness sensitivity check reported in Section 3.5, and is clearly distinguished there from the complete data used for every other result in this manuscript.</w:t>
       </w:r>
     </w:p>
     <w:p>
@@ -976,7 +989,7 @@
           <w:sz w:val="22"/>
           <w:szCs w:val="22"/>
         </w:rPr>
-        <w:t xml:space="preserve">The deployed treatment-success model is an L2-penalised (ridge) logistic regression fitted on all 80 dogs, predicting the probability that a clinician-selected protocol achieves uncomplicated resolution by day 14. It uses nine standardised admission variables — age, illness duration, heart rate, total leucocyte count, neutrophil count, creatinine, albumin, alkaline phosphatase and alanine aminotransferase — plus the protocol category (G1 as reference level). Logistic regression was retained as the deployed algorithm despite not being the single top performer in the bake-off (Section 3.3) because its cross-validated discrimination sat within the overlapping confidence band of every credible alternative, it is directly interpretable as odds ratios, it showed negligible optimism under nested cross-validation (Section 3.3), and, unlike every tree-ensemble or kernel method compared, it can be evaluated client-side in about twenty lines of JavaScript — which is what makes the openly deployed calculator described in Section 4 possible without exposing patient data to a server.</w:t>
+        <w:t xml:space="preserve">The deployed treatment-success model is an L2-penalised (ridge) logistic regression fitted on all 80 dogs, predicting the probability that a clinician-selected protocol achieves uncomplicated resolution by day 14. It uses nine standardised admission variables — age, illness duration, heart rate, total leucocyte count, neutrophil count, creatinine, albumin, alkaline phosphatase and alanine aminotransferase — plus the protocol category (G1 as reference level). Logistic regression was retained as the deployed algorithm despite not being the single top performer in the bake-off (Section 3.3) because its cross-validated discrimination sat within the overlapping confidence band of every credible alternative, it is directly interpretable as odds ratios, it showed closely comparable performance under nested cross-validation (Section 3.3), and it is particularly simple to implement, audit and run entirely client-side in about twenty lines of JavaScript — which is what makes the openly deployed prototype described in Section 4 possible without exposing patient data to a server.</w:t>
       </w:r>
     </w:p>
     <w:p>
@@ -1019,7 +1032,7 @@
           <w:sz w:val="22"/>
           <w:szCs w:val="22"/>
         </w:rPr>
-        <w:t xml:space="preserve">A second model was developed on the three non-surgical protocols only (G1–G3, n = 60), predicting medical failure by day 14 with the protocol term dropped, so that its coefficients are interpretable as the effect of admission physiology alone, independent of which medical protocol was chosen. The same three-stage reduction was applied; the final Stage-C model retains six admission variables (BUN, creatinine, albumin, ALP, age, illness duration), again fitted as an L2-penalised logistic regression on standardised inputs.</w:t>
+        <w:t xml:space="preserve">A second model was developed on the three non-surgical protocols only (G1–G3, n = 60), predicting medical failure by day 14 with the protocol term dropped, so that its coefficients are interpretable as the effect of admission physiology alone, independent of which medical protocol was chosen. The same three-stage reduction was applied; recursive feature elimination (Stage C) identified a minimal three-variable set (BUN, ALP, albumin) with the highest point-estimate discrimination of any stage (Section 3.2). As with the treatment-success model (Section 2.4), we deployed a deliberately larger, clinically-motivated six-variable model — the Stage-C three variables plus creatinine, age and illness duration, all of which passed the Stage-B univariate screen and are established admission findings in the pyometra literature (Section 5) — rather than the minimal RFECV set, again fitted as an L2-penalised logistic regression on standardised inputs. Both the three-variable and six-variable fits are reported in Section 3.2; the deployed model and the risk score derived from it (Section 2.6) use the six-variable coefficients throughout, so that every number attributed to “the deployed medical-failure model” in this manuscript comes from one single, locked model.</w:t>
       </w:r>
     </w:p>
     <w:p>
@@ -1049,7 +1062,7 @@
           <w:sz w:val="22"/>
           <w:szCs w:val="22"/>
         </w:rPr>
-        <w:t xml:space="preserve">Days to clinical resolution (continuous, n = 74 resolvers) was modelled with four regression algorithms — linear regression, decision tree, random forest, and k-nearest-neighbours regression — compared by mean absolute error (MAE), root-mean-square error (RMSE) and R² under the same repeated cross-validation scheme. Finally, the coefficients of the medical-failure model were converted into a simple additive point score (rounded per-SD weights on BUN, creatinine, albumin, ALP, age and illness duration), and dogs were assigned to Low/Intermediate/High risk strata using percentile cut-points on that score, cross-tabulated against protocol and outcome to generate a practical, at-a-glance risk-to-protocol reading.</w:t>
+        <w:t xml:space="preserve">Days to clinical resolution (continuous, n = 74 resolvers) was modelled with four regression algorithms — linear regression, decision tree, random forest, and k-nearest-neighbours regression — compared by mean absolute error (MAE), root-mean-square error (RMSE) and R² under the same repeated cross-validation scheme. Finally, the deployed medical-failure model's own six coefficients (Section 2.5, Table 7) — not a separately refitted model — were rounded to an integer point score (Sullivan-style, each point representing one coefficient's log-odds relative to the smallest), and dogs were assigned to Low/Medium/High risk strata using tertile cut-points on that score, cross-tabulated against protocol and outcome to generate an exploratory, hypothesis-generating risk-to-protocol table (Section 3.6). The score requires a reference table or the deployed calculator to compute (its terms are standardised per admission-cohort SD, not raw clinical units), and, like the model it is drawn from, has not been externally validated.</w:t>
       </w:r>
     </w:p>
     <w:p>
@@ -1126,7 +1139,7 @@
           <w:sz w:val="22"/>
           <w:szCs w:val="22"/>
         </w:rPr>
-        <w:t xml:space="preserve">All 80 records were unique with no implausible values. Baseline demographic, clinical, haematological, biochemical and imaging variables did not differ across the four protocol groups (ANOVA p &gt; 0.05 for all 19 variables tested; Table 2), consistent with balanced group assignment in this dataset. Observed day-14 outcome rose steadily from supportive care to surgery: 65% (13/20) for G1, 75% (15/20) for G2, 90% (18/20) for G3, and 100% (20/20) for G4 (Table 3, Figure 1).</w:t>
+        <w:t xml:space="preserve">All 80 records were unique with no implausible values, and — as reported in Section 2.2 — no missing values on any predictor used in either classification model. Baseline demographic, clinical, haematological, biochemical and imaging variables showed no statistically detectable difference across the four protocol groups (ANOVA p &gt; 0.05 for all 19 variables tested; Table 2); a non-significant ANOVA on n = 20 per arm has limited power and does not by itself establish exchangeability between groups. Observed day-14 outcome rose steadily from supportive care to surgery: 65% (13/20) for G1, 75% (15/20) for G2, 90% (18/20) for G3, and 100% (20/20; exact 95% CI 83.2–100%) for G4 (Table 3, Figure 1).</w:t>
       </w:r>
     </w:p>
     <w:p>
@@ -5362,7 +5375,7 @@
           <w:sz w:val="22"/>
           <w:szCs w:val="22"/>
         </w:rPr>
-        <w:t xml:space="preserve">Discrimination was high and stable across all three feature-reduction stages (Table 5): 19 admission variables gave ROC-AUC 0.946 ± 0.078, a 13-variable univariate screen gave 0.951 ± 0.069, and the 3-variable RFECV set gave 0.953 ± 0.061. The top six algorithms at the final stage differed by less than one cross-validation standard deviation (Table 6, Figure 2); the interpretable L2-logistic model performed within 0.004 AUC of the nominal best (QDA) while giving directly interpretable odds ratios. The deployed six-variable model (BUN, creatinine, albumin, ALP, age, illness duration) achieved ROC-AUC 0.948 ± 0.066. Across all stages, higher BUN, creatinine and ALP, and lower albumin, consistently raised the probability of medical failure.</w:t>
+        <w:t xml:space="preserve">Discrimination was high and stable across all three feature-reduction stages (Table 5): 19 admission variables gave ROC-AUC 0.946 ± 0.078, a 13-variable univariate screen gave 0.951 ± 0.069, and the minimal 3-variable RFECV set (BUN, ALP, albumin) gave 0.953 ± 0.061 — the single highest point estimate of any stage. The top six algorithms at the final RFECV stage differed by less than one cross-validation standard deviation (Table 6, Figure 2); the interpretable L2-logistic model performed within 0.004 AUC of the nominal best (QDA) while giving directly interpretable odds ratios. As described in Section 2.5, the model we deployed adds three clinically established variables (creatinine, age, illness duration) to this minimal set; the resulting six-variable model achieved closely comparable discrimination, ROC-AUC 0.948 ± 0.066. Across every stage and both the three- and six-variable fits, higher BUN, creatinine and ALP, and lower albumin, consistently raised the probability of medical failure.</w:t>
       </w:r>
     </w:p>
     <w:p>
@@ -6808,7 +6821,7 @@
           <w:sz w:val="22"/>
           <w:szCs w:val="22"/>
         </w:rPr>
-        <w:t xml:space="preserve">In the deployed logistic model, BUN (odds ratio 2.89 per SD), ALP (OR 3.56 per SD) and lower albumin (OR 0.30 per SD) carried the largest weight, though wide confidence intervals reflect the small number of failure events (Table 7).</w:t>
+        <w:t xml:space="preserve">In the deployed six-variable logistic model, ALP (odds ratio 3.12 per SD), BUN (OR 2.81) and lower albumin (OR 0.40) carried the largest weight, followed by age (OR 2.37), creatinine (OR 2.21) and illness duration (OR 1.34) (Table 7). We report these as penalised point estimates without asymptotic confidence intervals: an unpenalised (ordinary maximum-likelihood) fit of the identical six-variable model on the same 60 dogs produces materially larger and highly unstable estimates (e.g. ALP OR 12.9, 95% CI 0.64–259), a direct symptom of quasi-complete separation at 14 events for 6 predictors (events-per-variable ≈ 2.3). The L2 penalty exists specifically to stabilise the deployed model against this instability; we therefore assess its reliability through the cross-validated discrimination metrics above and in Table 8, not through Wald confidence intervals on the penalised coefficients.</w:t>
       </w:r>
     </w:p>
     <w:p>
@@ -6833,7 +6846,7 @@
           <w:sz w:val="19"/>
           <w:szCs w:val="19"/>
         </w:rPr>
-        <w:t xml:space="preserve">Deployed medical-failure model — penalised logistic-regression odds ratios (RFECV feature set).</w:t>
+        <w:t xml:space="preserve">Deployed six-variable medical-failure model — penalised (L2) logistic-regression coefficients, the same coefficients the risk score (Table 12) is built from.</w:t>
       </w:r>
     </w:p>
     <w:tbl>
@@ -6849,9 +6862,9 @@
         </w:tblBorders>
       </w:tblPr>
       <w:tblGrid>
-        <w:gridCol w:w="3350"/>
-        <w:gridCol w:w="2450"/>
-        <w:gridCol w:w="3550"/>
+        <w:gridCol w:w="4200"/>
+        <w:gridCol w:w="2600"/>
+        <w:gridCol w:w="2550"/>
       </w:tblGrid>
       <w:tr>
         <w:trPr>
@@ -6859,7 +6872,7 @@
         </w:trPr>
         <w:tc>
           <w:tcPr>
-            <w:tcW w:type="dxa" w:w="3350"/>
+            <w:tcW w:type="dxa" w:w="4200"/>
             <w:shd w:fill="1B4D4D" w:val="clear"/>
             <w:tcMar>
               <w:top w:type="dxa" w:w="60"/>
@@ -6888,7 +6901,7 @@
         </w:tc>
         <w:tc>
           <w:tcPr>
-            <w:tcW w:type="dxa" w:w="2450"/>
+            <w:tcW w:type="dxa" w:w="2600"/>
             <w:shd w:fill="1B4D4D" w:val="clear"/>
             <w:tcMar>
               <w:top w:type="dxa" w:w="60"/>
@@ -6911,13 +6924,13 @@
                 <w:sz w:val="16"/>
                 <w:szCs w:val="16"/>
               </w:rPr>
-              <w:t xml:space="preserve">OR (per SD)</w:t>
-            </w:r>
-          </w:p>
-        </w:tc>
-        <w:tc>
-          <w:tcPr>
-            <w:tcW w:type="dxa" w:w="3550"/>
+              <w:t xml:space="preserve">Coefficient (per SD)</w:t>
+            </w:r>
+          </w:p>
+        </w:tc>
+        <w:tc>
+          <w:tcPr>
+            <w:tcW w:type="dxa" w:w="2550"/>
             <w:shd w:fill="1B4D4D" w:val="clear"/>
             <w:tcMar>
               <w:top w:type="dxa" w:w="60"/>
@@ -6940,7 +6953,7 @@
                 <w:sz w:val="16"/>
                 <w:szCs w:val="16"/>
               </w:rPr>
-              <w:t xml:space="preserve">95% CI</w:t>
+              <w:t xml:space="preserve">OR (per SD)</w:t>
             </w:r>
           </w:p>
         </w:tc>
@@ -6948,7 +6961,7 @@
       <w:tr>
         <w:tc>
           <w:tcPr>
-            <w:tcW w:type="dxa" w:w="3350"/>
+            <w:tcW w:type="dxa" w:w="4200"/>
             <w:tcMar>
               <w:top w:type="dxa" w:w="60"/>
               <w:left w:type="dxa" w:w="90"/>
@@ -6967,57 +6980,57 @@
                 <w:sz w:val="17"/>
                 <w:szCs w:val="17"/>
               </w:rPr>
-              <w:t xml:space="preserve">BUN</w:t>
-            </w:r>
-          </w:p>
-        </w:tc>
-        <w:tc>
-          <w:tcPr>
-            <w:tcW w:type="dxa" w:w="2450"/>
-            <w:tcMar>
-              <w:top w:type="dxa" w:w="60"/>
-              <w:left w:type="dxa" w:w="90"/>
-              <w:bottom w:type="dxa" w:w="60"/>
-              <w:right w:type="dxa" w:w="90"/>
-            </w:tcMar>
-            <w:vAlign w:val="center"/>
-          </w:tcPr>
-          <w:p>
-            <w:pPr>
-              <w:jc w:val="center"/>
-            </w:pPr>
-            <w:r>
-              <w:rPr>
-                <w:rFonts w:ascii="Calibri" w:cs="Calibri" w:eastAsia="Calibri" w:hAnsi="Calibri"/>
-                <w:sz w:val="17"/>
-                <w:szCs w:val="17"/>
-              </w:rPr>
-              <w:t xml:space="preserve">2.89</w:t>
-            </w:r>
-          </w:p>
-        </w:tc>
-        <w:tc>
-          <w:tcPr>
-            <w:tcW w:type="dxa" w:w="3550"/>
-            <w:tcMar>
-              <w:top w:type="dxa" w:w="60"/>
-              <w:left w:type="dxa" w:w="90"/>
-              <w:bottom w:type="dxa" w:w="60"/>
-              <w:right w:type="dxa" w:w="90"/>
-            </w:tcMar>
-            <w:vAlign w:val="center"/>
-          </w:tcPr>
-          <w:p>
-            <w:pPr>
-              <w:jc w:val="center"/>
-            </w:pPr>
-            <w:r>
-              <w:rPr>
-                <w:rFonts w:ascii="Calibri" w:cs="Calibri" w:eastAsia="Calibri" w:hAnsi="Calibri"/>
-                <w:sz w:val="17"/>
-                <w:szCs w:val="17"/>
-              </w:rPr>
-              <w:t xml:space="preserve">0.75–11.08</w:t>
+              <w:t xml:space="preserve">Alkaline phosphatase (ALP)</w:t>
+            </w:r>
+          </w:p>
+        </w:tc>
+        <w:tc>
+          <w:tcPr>
+            <w:tcW w:type="dxa" w:w="2600"/>
+            <w:tcMar>
+              <w:top w:type="dxa" w:w="60"/>
+              <w:left w:type="dxa" w:w="90"/>
+              <w:bottom w:type="dxa" w:w="60"/>
+              <w:right w:type="dxa" w:w="90"/>
+            </w:tcMar>
+            <w:vAlign w:val="center"/>
+          </w:tcPr>
+          <w:p>
+            <w:pPr>
+              <w:jc w:val="center"/>
+            </w:pPr>
+            <w:r>
+              <w:rPr>
+                <w:rFonts w:ascii="Calibri" w:cs="Calibri" w:eastAsia="Calibri" w:hAnsi="Calibri"/>
+                <w:sz w:val="17"/>
+                <w:szCs w:val="17"/>
+              </w:rPr>
+              <w:t xml:space="preserve">+1.14</w:t>
+            </w:r>
+          </w:p>
+        </w:tc>
+        <w:tc>
+          <w:tcPr>
+            <w:tcW w:type="dxa" w:w="2550"/>
+            <w:tcMar>
+              <w:top w:type="dxa" w:w="60"/>
+              <w:left w:type="dxa" w:w="90"/>
+              <w:bottom w:type="dxa" w:w="60"/>
+              <w:right w:type="dxa" w:w="90"/>
+            </w:tcMar>
+            <w:vAlign w:val="center"/>
+          </w:tcPr>
+          <w:p>
+            <w:pPr>
+              <w:jc w:val="center"/>
+            </w:pPr>
+            <w:r>
+              <w:rPr>
+                <w:rFonts w:ascii="Calibri" w:cs="Calibri" w:eastAsia="Calibri" w:hAnsi="Calibri"/>
+                <w:sz w:val="17"/>
+                <w:szCs w:val="17"/>
+              </w:rPr>
+              <w:t xml:space="preserve">3.12</w:t>
             </w:r>
           </w:p>
         </w:tc>
@@ -7025,7 +7038,7 @@
       <w:tr>
         <w:tc>
           <w:tcPr>
-            <w:tcW w:type="dxa" w:w="3350"/>
+            <w:tcW w:type="dxa" w:w="4200"/>
             <w:tcMar>
               <w:top w:type="dxa" w:w="60"/>
               <w:left w:type="dxa" w:w="90"/>
@@ -7044,57 +7057,57 @@
                 <w:sz w:val="17"/>
                 <w:szCs w:val="17"/>
               </w:rPr>
-              <w:t xml:space="preserve">ALP</w:t>
-            </w:r>
-          </w:p>
-        </w:tc>
-        <w:tc>
-          <w:tcPr>
-            <w:tcW w:type="dxa" w:w="2450"/>
-            <w:tcMar>
-              <w:top w:type="dxa" w:w="60"/>
-              <w:left w:type="dxa" w:w="90"/>
-              <w:bottom w:type="dxa" w:w="60"/>
-              <w:right w:type="dxa" w:w="90"/>
-            </w:tcMar>
-            <w:vAlign w:val="center"/>
-          </w:tcPr>
-          <w:p>
-            <w:pPr>
-              <w:jc w:val="center"/>
-            </w:pPr>
-            <w:r>
-              <w:rPr>
-                <w:rFonts w:ascii="Calibri" w:cs="Calibri" w:eastAsia="Calibri" w:hAnsi="Calibri"/>
-                <w:sz w:val="17"/>
-                <w:szCs w:val="17"/>
-              </w:rPr>
-              <w:t xml:space="preserve">3.56</w:t>
-            </w:r>
-          </w:p>
-        </w:tc>
-        <w:tc>
-          <w:tcPr>
-            <w:tcW w:type="dxa" w:w="3550"/>
-            <w:tcMar>
-              <w:top w:type="dxa" w:w="60"/>
-              <w:left w:type="dxa" w:w="90"/>
-              <w:bottom w:type="dxa" w:w="60"/>
-              <w:right w:type="dxa" w:w="90"/>
-            </w:tcMar>
-            <w:vAlign w:val="center"/>
-          </w:tcPr>
-          <w:p>
-            <w:pPr>
-              <w:jc w:val="center"/>
-            </w:pPr>
-            <w:r>
-              <w:rPr>
-                <w:rFonts w:ascii="Calibri" w:cs="Calibri" w:eastAsia="Calibri" w:hAnsi="Calibri"/>
-                <w:sz w:val="17"/>
-                <w:szCs w:val="17"/>
-              </w:rPr>
-              <w:t xml:space="preserve">0.92–13.84</w:t>
+              <w:t xml:space="preserve">Blood urea nitrogen (BUN)</w:t>
+            </w:r>
+          </w:p>
+        </w:tc>
+        <w:tc>
+          <w:tcPr>
+            <w:tcW w:type="dxa" w:w="2600"/>
+            <w:tcMar>
+              <w:top w:type="dxa" w:w="60"/>
+              <w:left w:type="dxa" w:w="90"/>
+              <w:bottom w:type="dxa" w:w="60"/>
+              <w:right w:type="dxa" w:w="90"/>
+            </w:tcMar>
+            <w:vAlign w:val="center"/>
+          </w:tcPr>
+          <w:p>
+            <w:pPr>
+              <w:jc w:val="center"/>
+            </w:pPr>
+            <w:r>
+              <w:rPr>
+                <w:rFonts w:ascii="Calibri" w:cs="Calibri" w:eastAsia="Calibri" w:hAnsi="Calibri"/>
+                <w:sz w:val="17"/>
+                <w:szCs w:val="17"/>
+              </w:rPr>
+              <w:t xml:space="preserve">+1.03</w:t>
+            </w:r>
+          </w:p>
+        </w:tc>
+        <w:tc>
+          <w:tcPr>
+            <w:tcW w:type="dxa" w:w="2550"/>
+            <w:tcMar>
+              <w:top w:type="dxa" w:w="60"/>
+              <w:left w:type="dxa" w:w="90"/>
+              <w:bottom w:type="dxa" w:w="60"/>
+              <w:right w:type="dxa" w:w="90"/>
+            </w:tcMar>
+            <w:vAlign w:val="center"/>
+          </w:tcPr>
+          <w:p>
+            <w:pPr>
+              <w:jc w:val="center"/>
+            </w:pPr>
+            <w:r>
+              <w:rPr>
+                <w:rFonts w:ascii="Calibri" w:cs="Calibri" w:eastAsia="Calibri" w:hAnsi="Calibri"/>
+                <w:sz w:val="17"/>
+                <w:szCs w:val="17"/>
+              </w:rPr>
+              <w:t xml:space="preserve">2.81</w:t>
             </w:r>
           </w:p>
         </w:tc>
@@ -7102,7 +7115,7 @@
       <w:tr>
         <w:tc>
           <w:tcPr>
-            <w:tcW w:type="dxa" w:w="3350"/>
+            <w:tcW w:type="dxa" w:w="4200"/>
             <w:tcMar>
               <w:top w:type="dxa" w:w="60"/>
               <w:left w:type="dxa" w:w="90"/>
@@ -7121,57 +7134,288 @@
                 <w:sz w:val="17"/>
                 <w:szCs w:val="17"/>
               </w:rPr>
+              <w:t xml:space="preserve">Age</w:t>
+            </w:r>
+          </w:p>
+        </w:tc>
+        <w:tc>
+          <w:tcPr>
+            <w:tcW w:type="dxa" w:w="2600"/>
+            <w:tcMar>
+              <w:top w:type="dxa" w:w="60"/>
+              <w:left w:type="dxa" w:w="90"/>
+              <w:bottom w:type="dxa" w:w="60"/>
+              <w:right w:type="dxa" w:w="90"/>
+            </w:tcMar>
+            <w:vAlign w:val="center"/>
+          </w:tcPr>
+          <w:p>
+            <w:pPr>
+              <w:jc w:val="center"/>
+            </w:pPr>
+            <w:r>
+              <w:rPr>
+                <w:rFonts w:ascii="Calibri" w:cs="Calibri" w:eastAsia="Calibri" w:hAnsi="Calibri"/>
+                <w:sz w:val="17"/>
+                <w:szCs w:val="17"/>
+              </w:rPr>
+              <w:t xml:space="preserve">+0.87</w:t>
+            </w:r>
+          </w:p>
+        </w:tc>
+        <w:tc>
+          <w:tcPr>
+            <w:tcW w:type="dxa" w:w="2550"/>
+            <w:tcMar>
+              <w:top w:type="dxa" w:w="60"/>
+              <w:left w:type="dxa" w:w="90"/>
+              <w:bottom w:type="dxa" w:w="60"/>
+              <w:right w:type="dxa" w:w="90"/>
+            </w:tcMar>
+            <w:vAlign w:val="center"/>
+          </w:tcPr>
+          <w:p>
+            <w:pPr>
+              <w:jc w:val="center"/>
+            </w:pPr>
+            <w:r>
+              <w:rPr>
+                <w:rFonts w:ascii="Calibri" w:cs="Calibri" w:eastAsia="Calibri" w:hAnsi="Calibri"/>
+                <w:sz w:val="17"/>
+                <w:szCs w:val="17"/>
+              </w:rPr>
+              <w:t xml:space="preserve">2.37</w:t>
+            </w:r>
+          </w:p>
+        </w:tc>
+      </w:tr>
+      <w:tr>
+        <w:tc>
+          <w:tcPr>
+            <w:tcW w:type="dxa" w:w="4200"/>
+            <w:tcMar>
+              <w:top w:type="dxa" w:w="60"/>
+              <w:left w:type="dxa" w:w="90"/>
+              <w:bottom w:type="dxa" w:w="60"/>
+              <w:right w:type="dxa" w:w="90"/>
+            </w:tcMar>
+            <w:vAlign w:val="center"/>
+          </w:tcPr>
+          <w:p>
+            <w:pPr>
+              <w:jc w:val="left"/>
+            </w:pPr>
+            <w:r>
+              <w:rPr>
+                <w:rFonts w:ascii="Calibri" w:cs="Calibri" w:eastAsia="Calibri" w:hAnsi="Calibri"/>
+                <w:sz w:val="17"/>
+                <w:szCs w:val="17"/>
+              </w:rPr>
+              <w:t xml:space="preserve">Creatinine</w:t>
+            </w:r>
+          </w:p>
+        </w:tc>
+        <w:tc>
+          <w:tcPr>
+            <w:tcW w:type="dxa" w:w="2600"/>
+            <w:tcMar>
+              <w:top w:type="dxa" w:w="60"/>
+              <w:left w:type="dxa" w:w="90"/>
+              <w:bottom w:type="dxa" w:w="60"/>
+              <w:right w:type="dxa" w:w="90"/>
+            </w:tcMar>
+            <w:vAlign w:val="center"/>
+          </w:tcPr>
+          <w:p>
+            <w:pPr>
+              <w:jc w:val="center"/>
+            </w:pPr>
+            <w:r>
+              <w:rPr>
+                <w:rFonts w:ascii="Calibri" w:cs="Calibri" w:eastAsia="Calibri" w:hAnsi="Calibri"/>
+                <w:sz w:val="17"/>
+                <w:szCs w:val="17"/>
+              </w:rPr>
+              <w:t xml:space="preserve">+0.79</w:t>
+            </w:r>
+          </w:p>
+        </w:tc>
+        <w:tc>
+          <w:tcPr>
+            <w:tcW w:type="dxa" w:w="2550"/>
+            <w:tcMar>
+              <w:top w:type="dxa" w:w="60"/>
+              <w:left w:type="dxa" w:w="90"/>
+              <w:bottom w:type="dxa" w:w="60"/>
+              <w:right w:type="dxa" w:w="90"/>
+            </w:tcMar>
+            <w:vAlign w:val="center"/>
+          </w:tcPr>
+          <w:p>
+            <w:pPr>
+              <w:jc w:val="center"/>
+            </w:pPr>
+            <w:r>
+              <w:rPr>
+                <w:rFonts w:ascii="Calibri" w:cs="Calibri" w:eastAsia="Calibri" w:hAnsi="Calibri"/>
+                <w:sz w:val="17"/>
+                <w:szCs w:val="17"/>
+              </w:rPr>
+              <w:t xml:space="preserve">2.21</w:t>
+            </w:r>
+          </w:p>
+        </w:tc>
+      </w:tr>
+      <w:tr>
+        <w:tc>
+          <w:tcPr>
+            <w:tcW w:type="dxa" w:w="4200"/>
+            <w:tcMar>
+              <w:top w:type="dxa" w:w="60"/>
+              <w:left w:type="dxa" w:w="90"/>
+              <w:bottom w:type="dxa" w:w="60"/>
+              <w:right w:type="dxa" w:w="90"/>
+            </w:tcMar>
+            <w:vAlign w:val="center"/>
+          </w:tcPr>
+          <w:p>
+            <w:pPr>
+              <w:jc w:val="left"/>
+            </w:pPr>
+            <w:r>
+              <w:rPr>
+                <w:rFonts w:ascii="Calibri" w:cs="Calibri" w:eastAsia="Calibri" w:hAnsi="Calibri"/>
+                <w:sz w:val="17"/>
+                <w:szCs w:val="17"/>
+              </w:rPr>
+              <w:t xml:space="preserve">Illness duration</w:t>
+            </w:r>
+          </w:p>
+        </w:tc>
+        <w:tc>
+          <w:tcPr>
+            <w:tcW w:type="dxa" w:w="2600"/>
+            <w:tcMar>
+              <w:top w:type="dxa" w:w="60"/>
+              <w:left w:type="dxa" w:w="90"/>
+              <w:bottom w:type="dxa" w:w="60"/>
+              <w:right w:type="dxa" w:w="90"/>
+            </w:tcMar>
+            <w:vAlign w:val="center"/>
+          </w:tcPr>
+          <w:p>
+            <w:pPr>
+              <w:jc w:val="center"/>
+            </w:pPr>
+            <w:r>
+              <w:rPr>
+                <w:rFonts w:ascii="Calibri" w:cs="Calibri" w:eastAsia="Calibri" w:hAnsi="Calibri"/>
+                <w:sz w:val="17"/>
+                <w:szCs w:val="17"/>
+              </w:rPr>
+              <w:t xml:space="preserve">+0.29</w:t>
+            </w:r>
+          </w:p>
+        </w:tc>
+        <w:tc>
+          <w:tcPr>
+            <w:tcW w:type="dxa" w:w="2550"/>
+            <w:tcMar>
+              <w:top w:type="dxa" w:w="60"/>
+              <w:left w:type="dxa" w:w="90"/>
+              <w:bottom w:type="dxa" w:w="60"/>
+              <w:right w:type="dxa" w:w="90"/>
+            </w:tcMar>
+            <w:vAlign w:val="center"/>
+          </w:tcPr>
+          <w:p>
+            <w:pPr>
+              <w:jc w:val="center"/>
+            </w:pPr>
+            <w:r>
+              <w:rPr>
+                <w:rFonts w:ascii="Calibri" w:cs="Calibri" w:eastAsia="Calibri" w:hAnsi="Calibri"/>
+                <w:sz w:val="17"/>
+                <w:szCs w:val="17"/>
+              </w:rPr>
+              <w:t xml:space="preserve">1.34</w:t>
+            </w:r>
+          </w:p>
+        </w:tc>
+      </w:tr>
+      <w:tr>
+        <w:tc>
+          <w:tcPr>
+            <w:tcW w:type="dxa" w:w="4200"/>
+            <w:tcMar>
+              <w:top w:type="dxa" w:w="60"/>
+              <w:left w:type="dxa" w:w="90"/>
+              <w:bottom w:type="dxa" w:w="60"/>
+              <w:right w:type="dxa" w:w="90"/>
+            </w:tcMar>
+            <w:vAlign w:val="center"/>
+          </w:tcPr>
+          <w:p>
+            <w:pPr>
+              <w:jc w:val="left"/>
+            </w:pPr>
+            <w:r>
+              <w:rPr>
+                <w:rFonts w:ascii="Calibri" w:cs="Calibri" w:eastAsia="Calibri" w:hAnsi="Calibri"/>
+                <w:sz w:val="17"/>
+                <w:szCs w:val="17"/>
+              </w:rPr>
               <w:t xml:space="preserve">Albumin</w:t>
             </w:r>
           </w:p>
         </w:tc>
         <w:tc>
           <w:tcPr>
-            <w:tcW w:type="dxa" w:w="2450"/>
-            <w:tcMar>
-              <w:top w:type="dxa" w:w="60"/>
-              <w:left w:type="dxa" w:w="90"/>
-              <w:bottom w:type="dxa" w:w="60"/>
-              <w:right w:type="dxa" w:w="90"/>
-            </w:tcMar>
-            <w:vAlign w:val="center"/>
-          </w:tcPr>
-          <w:p>
-            <w:pPr>
-              <w:jc w:val="center"/>
-            </w:pPr>
-            <w:r>
-              <w:rPr>
-                <w:rFonts w:ascii="Calibri" w:cs="Calibri" w:eastAsia="Calibri" w:hAnsi="Calibri"/>
-                <w:sz w:val="17"/>
-                <w:szCs w:val="17"/>
-              </w:rPr>
-              <w:t xml:space="preserve">0.30</w:t>
-            </w:r>
-          </w:p>
-        </w:tc>
-        <w:tc>
-          <w:tcPr>
-            <w:tcW w:type="dxa" w:w="3550"/>
-            <w:tcMar>
-              <w:top w:type="dxa" w:w="60"/>
-              <w:left w:type="dxa" w:w="90"/>
-              <w:bottom w:type="dxa" w:w="60"/>
-              <w:right w:type="dxa" w:w="90"/>
-            </w:tcMar>
-            <w:vAlign w:val="center"/>
-          </w:tcPr>
-          <w:p>
-            <w:pPr>
-              <w:jc w:val="center"/>
-            </w:pPr>
-            <w:r>
-              <w:rPr>
-                <w:rFonts w:ascii="Calibri" w:cs="Calibri" w:eastAsia="Calibri" w:hAnsi="Calibri"/>
-                <w:sz w:val="17"/>
-                <w:szCs w:val="17"/>
-              </w:rPr>
-              <w:t xml:space="preserve">0.08–1.11</w:t>
+            <w:tcW w:type="dxa" w:w="2600"/>
+            <w:tcMar>
+              <w:top w:type="dxa" w:w="60"/>
+              <w:left w:type="dxa" w:w="90"/>
+              <w:bottom w:type="dxa" w:w="60"/>
+              <w:right w:type="dxa" w:w="90"/>
+            </w:tcMar>
+            <w:vAlign w:val="center"/>
+          </w:tcPr>
+          <w:p>
+            <w:pPr>
+              <w:jc w:val="center"/>
+            </w:pPr>
+            <w:r>
+              <w:rPr>
+                <w:rFonts w:ascii="Calibri" w:cs="Calibri" w:eastAsia="Calibri" w:hAnsi="Calibri"/>
+                <w:sz w:val="17"/>
+                <w:szCs w:val="17"/>
+              </w:rPr>
+              <w:t xml:space="preserve">−0.92</w:t>
+            </w:r>
+          </w:p>
+        </w:tc>
+        <w:tc>
+          <w:tcPr>
+            <w:tcW w:type="dxa" w:w="2550"/>
+            <w:tcMar>
+              <w:top w:type="dxa" w:w="60"/>
+              <w:left w:type="dxa" w:w="90"/>
+              <w:bottom w:type="dxa" w:w="60"/>
+              <w:right w:type="dxa" w:w="90"/>
+            </w:tcMar>
+            <w:vAlign w:val="center"/>
+          </w:tcPr>
+          <w:p>
+            <w:pPr>
+              <w:jc w:val="center"/>
+            </w:pPr>
+            <w:r>
+              <w:rPr>
+                <w:rFonts w:ascii="Calibri" w:cs="Calibri" w:eastAsia="Calibri" w:hAnsi="Calibri"/>
+                <w:sz w:val="17"/>
+                <w:szCs w:val="17"/>
+              </w:rPr>
+              <w:t xml:space="preserve">0.40</w:t>
             </w:r>
           </w:p>
         </w:tc>
@@ -7204,7 +7448,7 @@
           <w:sz w:val="22"/>
           <w:szCs w:val="22"/>
         </w:rPr>
-        <w:t xml:space="preserve">Discrimination for treatment success rose modestly across the feature-reduction stages: 20 variables + protocol gave ROC-AUC 0.955 ± 0.088, an 11-variable screen + protocol gave 0.960 ± 0.088, and a 4-variable RFECV set + protocol gave 0.972 ± 0.037 (Table 8). The deployed nine-variable-plus-protocol model — chosen for its clinical completeness and interpretability rather than the smallest AUC-optimal set — achieved ROC-AUC 0.905 ± 0.079 under its own cross-validation (Figure 3); an independently implemented scikit-learn pipeline on the identical variable set reproduced this closely at 0.925 ± 0.075, and nested cross-validation showed negligible tuning optimism (plain CV 0.921 ± 0.072 vs. nested CV 0.922 ± 0.073). At the conventional 0.5 probability threshold, the deployed model reached accuracy 84.6% ± 7.6 pp, sensitivity 87.1% ± 8.0 pp, specificity 72.2% ± 28.5 pp, and F1 0.902 ± 0.050; the wide specificity interval reflects the small number of failure events (14/80) available to estimate it.</w:t>
+        <w:t xml:space="preserve">Discrimination for treatment success rose modestly across the feature-reduction stages: 20 variables + protocol gave ROC-AUC 0.955 ± 0.088, an 11-variable screen + protocol gave 0.960 ± 0.088, and a 4-variable RFECV set + protocol gave 0.972 ± 0.037 (Table 8). The deployed nine-variable-plus-protocol model — chosen for its clinical completeness and interpretability rather than the smallest AUC-optimal set — achieved ROC-AUC 0.905 ± 0.079 under its own cross-validation (Figure 3); we treat this as the single pre-specified primary estimate reported in the Abstract and Conclusion. Two secondary checks (§2.7) reproduced it closely rather than contradicting it: an independently implemented scikit-learn pipeline on the identical variable set gave 0.925 ± 0.075, and nested cross-validation gave closely comparable plain and nested estimates (0.921 ± 0.072 vs. 0.922 ± 0.073) — evidence against substantial tuning optimism, though with only 14 failure events the uncertainty around all three numbers is itself wide. At the conventional 0.5 probability threshold, the deployed model reached accuracy 84.6% ± 7.6 pp, sensitivity 87.1% ± 8.0 pp, specificity 72.2% ± 28.5 pp, and F1 0.902 ± 0.050; the wide specificity interval reflects the small number of failure events (14/80) available to estimate it.</w:t>
       </w:r>
     </w:p>
     <w:p>
@@ -11517,7 +11761,7 @@
           <w:sz w:val="22"/>
           <w:szCs w:val="22"/>
         </w:rPr>
-        <w:t xml:space="preserve">Converting the medical-failure model's coefficients into a simple additive score (Table 12) and grouping dogs into Low, Intermediate and High risk strata by score percentile reproduced the model's discrimination in a form a clinician can compute at the bedside: observed success was 100% in the Low stratum (n = 27), 96.2% in the Intermediate stratum (n = 26), and 51.9% in the High stratum (n = 27) (Table 13).</w:t>
+        <w:t xml:space="preserve">Rounding the deployed medical-failure model's own six coefficients (Table 7) to integer points (Table 12) and grouping dogs into Low, Medium and High risk strata by score tertile reproduced the model's discrimination in an exploratory, integer-point score: observed success was 100% in both the Low stratum (n = 27) and the Medium stratum (n = 26), and 48.1% in the High stratum (n = 27) — equivalently, 51.9% observed medical failure in the High stratum (Table 13). Because Low and Medium performed identically in this dataset, the discrimination the score adds over chance comes almost entirely from separating the High stratum from the rest.</w:t>
       </w:r>
     </w:p>
     <w:p>
@@ -11542,7 +11786,7 @@
           <w:sz w:val="19"/>
           <w:szCs w:val="19"/>
         </w:rPr>
-        <w:t xml:space="preserve">Admission risk score — weights per 1 SD of each admission value.</w:t>
+        <w:t xml:space="preserve">Admission risk score — the deployed medical-failure model's own coefficients (Table 7), rounded to integer points per 1 SD.</w:t>
       </w:r>
     </w:p>
     <w:tbl>
@@ -11701,7 +11945,7 @@
                 <w:sz w:val="17"/>
                 <w:szCs w:val="17"/>
               </w:rPr>
-              <w:t xml:space="preserve">2.55</w:t>
+              <w:t xml:space="preserve">3.12</w:t>
             </w:r>
           </w:p>
         </w:tc>
@@ -11726,7 +11970,7 @@
                 <w:sz w:val="17"/>
                 <w:szCs w:val="17"/>
               </w:rPr>
-              <w:t xml:space="preserve">+3</w:t>
+              <w:t xml:space="preserve">+4</w:t>
             </w:r>
           </w:p>
         </w:tc>
@@ -11778,7 +12022,7 @@
                 <w:sz w:val="17"/>
                 <w:szCs w:val="17"/>
               </w:rPr>
-              <w:t xml:space="preserve">2.50</w:t>
+              <w:t xml:space="preserve">2.81</w:t>
             </w:r>
           </w:p>
         </w:tc>
@@ -11803,7 +12047,7 @@
                 <w:sz w:val="17"/>
                 <w:szCs w:val="17"/>
               </w:rPr>
-              <w:t xml:space="preserve">+3</w:t>
+              <w:t xml:space="preserve">+4</w:t>
             </w:r>
           </w:p>
         </w:tc>
@@ -11830,7 +12074,7 @@
                 <w:sz w:val="17"/>
                 <w:szCs w:val="17"/>
               </w:rPr>
-              <w:t xml:space="preserve">Creatinine</w:t>
+              <w:t xml:space="preserve">Age</w:t>
             </w:r>
           </w:p>
         </w:tc>
@@ -11855,7 +12099,7 @@
                 <w:sz w:val="17"/>
                 <w:szCs w:val="17"/>
               </w:rPr>
-              <w:t xml:space="preserve">1.47</w:t>
+              <w:t xml:space="preserve">2.37</w:t>
             </w:r>
           </w:p>
         </w:tc>
@@ -11880,7 +12124,7 @@
                 <w:sz w:val="17"/>
                 <w:szCs w:val="17"/>
               </w:rPr>
-              <w:t xml:space="preserve">+1</w:t>
+              <w:t xml:space="preserve">+3</w:t>
             </w:r>
           </w:p>
         </w:tc>
@@ -11907,7 +12151,7 @@
                 <w:sz w:val="17"/>
                 <w:szCs w:val="17"/>
               </w:rPr>
-              <w:t xml:space="preserve">Age</w:t>
+              <w:t xml:space="preserve">Creatinine</w:t>
             </w:r>
           </w:p>
         </w:tc>
@@ -11932,7 +12176,7 @@
                 <w:sz w:val="17"/>
                 <w:szCs w:val="17"/>
               </w:rPr>
-              <w:t xml:space="preserve">1.61</w:t>
+              <w:t xml:space="preserve">2.21</w:t>
             </w:r>
           </w:p>
         </w:tc>
@@ -11957,7 +12201,7 @@
                 <w:sz w:val="17"/>
                 <w:szCs w:val="17"/>
               </w:rPr>
-              <w:t xml:space="preserve">+1</w:t>
+              <w:t xml:space="preserve">+3</w:t>
             </w:r>
           </w:p>
         </w:tc>
@@ -12009,7 +12253,7 @@
                 <w:sz w:val="17"/>
                 <w:szCs w:val="17"/>
               </w:rPr>
-              <w:t xml:space="preserve">1.41</w:t>
+              <w:t xml:space="preserve">1.34</w:t>
             </w:r>
           </w:p>
         </w:tc>
@@ -12086,7 +12330,7 @@
                 <w:sz w:val="17"/>
                 <w:szCs w:val="17"/>
               </w:rPr>
-              <w:t xml:space="preserve">0.49</w:t>
+              <w:t xml:space="preserve">0.40</w:t>
             </w:r>
           </w:p>
         </w:tc>
@@ -12111,7 +12355,7 @@
                 <w:sz w:val="17"/>
                 <w:szCs w:val="17"/>
               </w:rPr>
-              <w:t xml:space="preserve">−2</w:t>
+              <w:t xml:space="preserve">−3</w:t>
             </w:r>
           </w:p>
         </w:tc>
@@ -12139,7 +12383,7 @@
           <w:sz w:val="19"/>
           <w:szCs w:val="19"/>
         </w:rPr>
-        <w:t xml:space="preserve">Observed success by risk stratum and protocol.</w:t>
+        <w:t xml:space="preserve">Observed success by risk stratum and protocol (success / n per cell).</w:t>
       </w:r>
     </w:p>
     <w:tbl>
@@ -12155,9 +12399,9 @@
         </w:tblBorders>
       </w:tblPr>
       <w:tblGrid>
-        <w:gridCol w:w="1900"/>
-        <w:gridCol w:w="700"/>
-        <w:gridCol w:w="1950"/>
+        <w:gridCol w:w="1750"/>
+        <w:gridCol w:w="650"/>
+        <w:gridCol w:w="2050"/>
         <w:gridCol w:w="1200"/>
         <w:gridCol w:w="1200"/>
         <w:gridCol w:w="1200"/>
@@ -12169,7 +12413,7 @@
         </w:trPr>
         <w:tc>
           <w:tcPr>
-            <w:tcW w:type="dxa" w:w="1900"/>
+            <w:tcW w:type="dxa" w:w="1750"/>
             <w:shd w:fill="1B4D4D" w:val="clear"/>
             <w:tcMar>
               <w:top w:type="dxa" w:w="60"/>
@@ -12198,7 +12442,7 @@
         </w:tc>
         <w:tc>
           <w:tcPr>
-            <w:tcW w:type="dxa" w:w="700"/>
+            <w:tcW w:type="dxa" w:w="650"/>
             <w:shd w:fill="1B4D4D" w:val="clear"/>
             <w:tcMar>
               <w:top w:type="dxa" w:w="60"/>
@@ -12227,7 +12471,7 @@
         </w:tc>
         <w:tc>
           <w:tcPr>
-            <w:tcW w:type="dxa" w:w="1950"/>
+            <w:tcW w:type="dxa" w:w="2050"/>
             <w:shd w:fill="1B4D4D" w:val="clear"/>
             <w:tcMar>
               <w:top w:type="dxa" w:w="60"/>
@@ -12374,7 +12618,7 @@
       <w:tr>
         <w:tc>
           <w:tcPr>
-            <w:tcW w:type="dxa" w:w="1900"/>
+            <w:tcW w:type="dxa" w:w="1750"/>
             <w:tcMar>
               <w:top w:type="dxa" w:w="60"/>
               <w:left w:type="dxa" w:w="90"/>
@@ -12399,7 +12643,7 @@
         </w:tc>
         <w:tc>
           <w:tcPr>
-            <w:tcW w:type="dxa" w:w="700"/>
+            <w:tcW w:type="dxa" w:w="650"/>
             <w:tcMar>
               <w:top w:type="dxa" w:w="60"/>
               <w:left w:type="dxa" w:w="90"/>
@@ -12424,26 +12668,26 @@
         </w:tc>
         <w:tc>
           <w:tcPr>
-            <w:tcW w:type="dxa" w:w="1950"/>
-            <w:tcMar>
-              <w:top w:type="dxa" w:w="60"/>
-              <w:left w:type="dxa" w:w="90"/>
-              <w:bottom w:type="dxa" w:w="60"/>
-              <w:right w:type="dxa" w:w="90"/>
-            </w:tcMar>
-            <w:vAlign w:val="center"/>
-          </w:tcPr>
-          <w:p>
-            <w:pPr>
-              <w:jc w:val="center"/>
-            </w:pPr>
-            <w:r>
-              <w:rPr>
-                <w:rFonts w:ascii="Calibri" w:cs="Calibri" w:eastAsia="Calibri" w:hAnsi="Calibri"/>
-                <w:sz w:val="17"/>
-                <w:szCs w:val="17"/>
-              </w:rPr>
-              <w:t xml:space="preserve">100%</w:t>
+            <w:tcW w:type="dxa" w:w="2050"/>
+            <w:tcMar>
+              <w:top w:type="dxa" w:w="60"/>
+              <w:left w:type="dxa" w:w="90"/>
+              <w:bottom w:type="dxa" w:w="60"/>
+              <w:right w:type="dxa" w:w="90"/>
+            </w:tcMar>
+            <w:vAlign w:val="center"/>
+          </w:tcPr>
+          <w:p>
+            <w:pPr>
+              <w:jc w:val="center"/>
+            </w:pPr>
+            <w:r>
+              <w:rPr>
+                <w:rFonts w:ascii="Calibri" w:cs="Calibri" w:eastAsia="Calibri" w:hAnsi="Calibri"/>
+                <w:sz w:val="17"/>
+                <w:szCs w:val="17"/>
+              </w:rPr>
+              <w:t xml:space="preserve">27/27 (100%)</w:t>
             </w:r>
           </w:p>
         </w:tc>
@@ -12468,7 +12712,7 @@
                 <w:sz w:val="17"/>
                 <w:szCs w:val="17"/>
               </w:rPr>
-              <w:t xml:space="preserve">100%</w:t>
+              <w:t xml:space="preserve">6/6</w:t>
             </w:r>
           </w:p>
         </w:tc>
@@ -12493,7 +12737,7 @@
                 <w:sz w:val="17"/>
                 <w:szCs w:val="17"/>
               </w:rPr>
-              <w:t xml:space="preserve">100%</w:t>
+              <w:t xml:space="preserve">7/7</w:t>
             </w:r>
           </w:p>
         </w:tc>
@@ -12518,7 +12762,7 @@
                 <w:sz w:val="17"/>
                 <w:szCs w:val="17"/>
               </w:rPr>
-              <w:t xml:space="preserve">100%</w:t>
+              <w:t xml:space="preserve">7/7</w:t>
             </w:r>
           </w:p>
         </w:tc>
@@ -12543,7 +12787,7 @@
                 <w:sz w:val="17"/>
                 <w:szCs w:val="17"/>
               </w:rPr>
-              <w:t xml:space="preserve">100%</w:t>
+              <w:t xml:space="preserve">7/7</w:t>
             </w:r>
           </w:p>
         </w:tc>
@@ -12551,7 +12795,7 @@
       <w:tr>
         <w:tc>
           <w:tcPr>
-            <w:tcW w:type="dxa" w:w="1900"/>
+            <w:tcW w:type="dxa" w:w="1750"/>
             <w:tcMar>
               <w:top w:type="dxa" w:w="60"/>
               <w:left w:type="dxa" w:w="90"/>
@@ -12570,13 +12814,13 @@
                 <w:sz w:val="17"/>
                 <w:szCs w:val="17"/>
               </w:rPr>
-              <w:t xml:space="preserve">Intermediate</w:t>
-            </w:r>
-          </w:p>
-        </w:tc>
-        <w:tc>
-          <w:tcPr>
-            <w:tcW w:type="dxa" w:w="700"/>
+              <w:t xml:space="preserve">Medium</w:t>
+            </w:r>
+          </w:p>
+        </w:tc>
+        <w:tc>
+          <w:tcPr>
+            <w:tcW w:type="dxa" w:w="650"/>
             <w:tcMar>
               <w:top w:type="dxa" w:w="60"/>
               <w:left w:type="dxa" w:w="90"/>
@@ -12601,26 +12845,26 @@
         </w:tc>
         <w:tc>
           <w:tcPr>
-            <w:tcW w:type="dxa" w:w="1950"/>
-            <w:tcMar>
-              <w:top w:type="dxa" w:w="60"/>
-              <w:left w:type="dxa" w:w="90"/>
-              <w:bottom w:type="dxa" w:w="60"/>
-              <w:right w:type="dxa" w:w="90"/>
-            </w:tcMar>
-            <w:vAlign w:val="center"/>
-          </w:tcPr>
-          <w:p>
-            <w:pPr>
-              <w:jc w:val="center"/>
-            </w:pPr>
-            <w:r>
-              <w:rPr>
-                <w:rFonts w:ascii="Calibri" w:cs="Calibri" w:eastAsia="Calibri" w:hAnsi="Calibri"/>
-                <w:sz w:val="17"/>
-                <w:szCs w:val="17"/>
-              </w:rPr>
-              <w:t xml:space="preserve">96.2%</w:t>
+            <w:tcW w:type="dxa" w:w="2050"/>
+            <w:tcMar>
+              <w:top w:type="dxa" w:w="60"/>
+              <w:left w:type="dxa" w:w="90"/>
+              <w:bottom w:type="dxa" w:w="60"/>
+              <w:right w:type="dxa" w:w="90"/>
+            </w:tcMar>
+            <w:vAlign w:val="center"/>
+          </w:tcPr>
+          <w:p>
+            <w:pPr>
+              <w:jc w:val="center"/>
+            </w:pPr>
+            <w:r>
+              <w:rPr>
+                <w:rFonts w:ascii="Calibri" w:cs="Calibri" w:eastAsia="Calibri" w:hAnsi="Calibri"/>
+                <w:sz w:val="17"/>
+                <w:szCs w:val="17"/>
+              </w:rPr>
+              <w:t xml:space="preserve">26/26 (100%)</w:t>
             </w:r>
           </w:p>
         </w:tc>
@@ -12645,7 +12889,7 @@
                 <w:sz w:val="17"/>
                 <w:szCs w:val="17"/>
               </w:rPr>
-              <w:t xml:space="preserve">80%</w:t>
+              <w:t xml:space="preserve">6/6</w:t>
             </w:r>
           </w:p>
         </w:tc>
@@ -12670,7 +12914,7 @@
                 <w:sz w:val="17"/>
                 <w:szCs w:val="17"/>
               </w:rPr>
-              <w:t xml:space="preserve">100%</w:t>
+              <w:t xml:space="preserve">7/7</w:t>
             </w:r>
           </w:p>
         </w:tc>
@@ -12695,7 +12939,7 @@
                 <w:sz w:val="17"/>
                 <w:szCs w:val="17"/>
               </w:rPr>
-              <w:t xml:space="preserve">100%</w:t>
+              <w:t xml:space="preserve">7/7</w:t>
             </w:r>
           </w:p>
         </w:tc>
@@ -12720,7 +12964,7 @@
                 <w:sz w:val="17"/>
                 <w:szCs w:val="17"/>
               </w:rPr>
-              <w:t xml:space="preserve">100%</w:t>
+              <w:t xml:space="preserve">6/6</w:t>
             </w:r>
           </w:p>
         </w:tc>
@@ -12728,7 +12972,7 @@
       <w:tr>
         <w:tc>
           <w:tcPr>
-            <w:tcW w:type="dxa" w:w="1900"/>
+            <w:tcW w:type="dxa" w:w="1750"/>
             <w:tcMar>
               <w:top w:type="dxa" w:w="60"/>
               <w:left w:type="dxa" w:w="90"/>
@@ -12753,7 +12997,7 @@
         </w:tc>
         <w:tc>
           <w:tcPr>
-            <w:tcW w:type="dxa" w:w="700"/>
+            <w:tcW w:type="dxa" w:w="650"/>
             <w:tcMar>
               <w:top w:type="dxa" w:w="60"/>
               <w:left w:type="dxa" w:w="90"/>
@@ -12778,26 +13022,26 @@
         </w:tc>
         <w:tc>
           <w:tcPr>
-            <w:tcW w:type="dxa" w:w="1950"/>
-            <w:tcMar>
-              <w:top w:type="dxa" w:w="60"/>
-              <w:left w:type="dxa" w:w="90"/>
-              <w:bottom w:type="dxa" w:w="60"/>
-              <w:right w:type="dxa" w:w="90"/>
-            </w:tcMar>
-            <w:vAlign w:val="center"/>
-          </w:tcPr>
-          <w:p>
-            <w:pPr>
-              <w:jc w:val="center"/>
-            </w:pPr>
-            <w:r>
-              <w:rPr>
-                <w:rFonts w:ascii="Calibri" w:cs="Calibri" w:eastAsia="Calibri" w:hAnsi="Calibri"/>
-                <w:sz w:val="17"/>
-                <w:szCs w:val="17"/>
-              </w:rPr>
-              <w:t xml:space="preserve">51.9%</w:t>
+            <w:tcW w:type="dxa" w:w="2050"/>
+            <w:tcMar>
+              <w:top w:type="dxa" w:w="60"/>
+              <w:left w:type="dxa" w:w="90"/>
+              <w:bottom w:type="dxa" w:w="60"/>
+              <w:right w:type="dxa" w:w="90"/>
+            </w:tcMar>
+            <w:vAlign w:val="center"/>
+          </w:tcPr>
+          <w:p>
+            <w:pPr>
+              <w:jc w:val="center"/>
+            </w:pPr>
+            <w:r>
+              <w:rPr>
+                <w:rFonts w:ascii="Calibri" w:cs="Calibri" w:eastAsia="Calibri" w:hAnsi="Calibri"/>
+                <w:sz w:val="17"/>
+                <w:szCs w:val="17"/>
+              </w:rPr>
+              <w:t xml:space="preserve">13/27 (48.1%)</w:t>
             </w:r>
           </w:p>
         </w:tc>
@@ -12822,7 +13066,7 @@
                 <w:sz w:val="17"/>
                 <w:szCs w:val="17"/>
               </w:rPr>
-              <w:t xml:space="preserve">25%</w:t>
+              <w:t xml:space="preserve">1/8</w:t>
             </w:r>
           </w:p>
         </w:tc>
@@ -12847,7 +13091,7 @@
                 <w:sz w:val="17"/>
                 <w:szCs w:val="17"/>
               </w:rPr>
-              <w:t xml:space="preserve">17%</w:t>
+              <w:t xml:space="preserve">1/6</w:t>
             </w:r>
           </w:p>
         </w:tc>
@@ -12872,7 +13116,7 @@
                 <w:sz w:val="17"/>
                 <w:szCs w:val="17"/>
               </w:rPr>
-              <w:t xml:space="preserve">67%</w:t>
+              <w:t xml:space="preserve">4/6</w:t>
             </w:r>
           </w:p>
         </w:tc>
@@ -12897,7 +13141,7 @@
                 <w:sz w:val="17"/>
                 <w:szCs w:val="17"/>
               </w:rPr>
-              <w:t xml:space="preserve">100%</w:t>
+              <w:t xml:space="preserve">7/7</w:t>
             </w:r>
           </w:p>
         </w:tc>
@@ -12913,7 +13157,7 @@
           <w:sz w:val="22"/>
           <w:szCs w:val="22"/>
         </w:rPr>
-        <w:t xml:space="preserve">Read cautiously — this cross-tabulation is observational, not a randomised comparison — the pattern is nonetheless a clear, testable hypothesis: in the Low- and Intermediate-risk strata, every protocol including supportive care alone performed at or near ceiling; in the High-risk stratum, medical success collapsed for supportive care and cloprostenol alone (17–25%) while aglepristone plus cloprostenol held up markedly better (67%) and surgery remained at 100%. This is precisely the kind of admission-risk-stratified comparison the tool in Section 4 is built to surface case-by-case.</w:t>
+        <w:t xml:space="preserve">Read cautiously — this cross-tabulation is observational and non-causal, not a randomised comparison, and several cells are small (e.g. G3 in the High stratum is 4/6 dogs) — the pattern is nonetheless a clear, testable hypothesis: in the Low and Medium strata, every protocol including supportive care alone performed at or near ceiling; in the High stratum, observed success collapsed for supportive care and cloprostenol alone (1/8 and 1/6) while aglepristone plus cloprostenol held up markedly better (4/6) and surgery resolved every case (7/7). This is precisely the kind of admission-risk-stratified comparison the prototype in Section 4 is built to surface case-by-case, pending prospective validation.</w:t>
       </w:r>
     </w:p>
     <w:p>
@@ -12930,7 +13174,7 @@
           <w:sz w:val="26"/>
           <w:szCs w:val="26"/>
         </w:rPr>
-        <w:t xml:space="preserve">4. Web-Deployed Predictor</w:t>
+        <w:t xml:space="preserve">4. Web-Deployed Research Prototype</w:t>
       </w:r>
     </w:p>
     <w:p>
@@ -12943,7 +13187,7 @@
           <w:sz w:val="22"/>
           <w:szCs w:val="22"/>
         </w:rPr>
-        <w:t xml:space="preserve">The final treatment-success model (§2.4) is deployed as an open, interactive clinical-decision-support calculator (a browser-based single-page application; the model coefficients ship as a small JSON file and every prediction is computed client-side, so no case data leaves the clinician's device). A user selects an intended protocol and enters the nine admission values; the tool returns the predicted probability of treatment success, the corresponding band (Unlikely / Uncertain / Likely), the admission values pushing the estimate up or down, the observed cohort success rate for the chosen protocol, and — generated on demand — a plain-English summary of the case. The same page publishes the full validation reported in Section 3.3 (the algorithm bake-off, the ROC curve, and every classification metric) so that a viewer can audit the model's honesty rather than take the headline number on faith. Python and JavaScript implementations of the prediction formula are cross-checked automatically on every change to guarantee they agree to the displayed percentage point.</w:t>
+        <w:t xml:space="preserve">The final treatment-success model (§2.4) is deployed as an open, research-use prediction prototype (a browser-based single-page application; the model coefficients ship as a small JSON file and every prediction is computed client-side, so no case data leaves the device). A user selects an intended protocol and enters the nine admission values; the tool returns the predicted probability of treatment success, the corresponding band (Unlikely / Uncertain / Likely), the admission values pushing the estimate up or down, the observed cohort success rate for the chosen protocol, and — generated on demand — a plain-English summary of the case. The same page publishes the full validation reported in Section 3.3 (the algorithm bake-off, the ROC curve, and every classification metric) so that a viewer can audit the model rather than take the headline number on faith, and it displays a persistent disclaimer that it is a decision-support estimate from a small, single-centre teaching dataset, not a validated clinical tool, and that it complements rather than replaces clinical judgement. Python and JavaScript implementations of the prediction formula are cross-checked automatically on every change to guarantee they agree to the displayed percentage point.</w:t>
       </w:r>
     </w:p>
     <w:p>
@@ -12973,7 +13217,7 @@
           <w:sz w:val="22"/>
           <w:szCs w:val="22"/>
         </w:rPr>
-        <w:t xml:space="preserve">Using the same three-stage, multi-algorithm ML workflow recently reported for canine parvovirus enteritis (Sanaei et al., 2025), we built and openly deployed a treatment-success model for canine pyometra with a cross-validated ROC-AUC around 0.90–0.93, closely comparable to the 0.90 reported for parvovirus outcome, and a medical-failure model with ROC-AUC 0.95, comparable to the discrimination reported for other small-animal ML screening tools such as Cushing's syndrome detection from primary-care records (Schofield et al., 2021) and leptospirosis screening (Reagan et al., 2022). The admission variables that drove both models — azotaemia (BUN, creatinine), hepatic enzyme elevation (ALP, ALT) and hypoalbuminaemia — line up closely with the individual prognostic markers already reported in the pyometra literature (Jitpean et al., 2014; Demeli &amp; Meyer, 2023), which is reassuring: the ML pipeline is not surfacing anything biologically implausible, it is combining markers that clinicians already know matter into one number instead of asking a clinician to weigh five separate lab values in their head.</w:t>
+        <w:t xml:space="preserve">Using the same three-stage, multi-algorithm ML workflow recently reported for canine parvovirus enteritis (Sanaei et al., 2025), we built and openly deployed a treatment-success model for canine pyometra with a cross-validated ROC-AUC around 0.90–0.93, closely comparable to the 0.90 reported for parvovirus outcome, and a medical-failure model with ROC-AUC 0.95, comparable to the discrimination reported for other small-animal ML screening tools such as Cushing's syndrome detection from primary-care records (Schofield et al., 2021) and leptospirosis screening (Reagan et al., 2022). The admission variables that drove both models — azotaemia (BUN, creatinine), hepatic enzyme elevation (ALP, ALT) and hypoalbuminaemia — line up closely with the individual prognostic markers already reported in the pyometra literature (Jitpean et al., 2014; Demeli &amp; Meyer, 2023), which is reassuring: the selected predictors are biologically plausible and broadly consistent with prior pyometra literature, and the pipeline's contribution is combining markers clinicians already know matter into one number rather than asking a clinician to weigh five separate lab values in their head.</w:t>
       </w:r>
     </w:p>
     <w:p>
@@ -12999,7 +13243,7 @@
           <w:sz w:val="22"/>
           <w:szCs w:val="22"/>
         </w:rPr>
-        <w:t xml:space="preserve">No single algorithm was reliably the most accurate at any stage of this analysis: across fifteen algorithms tested on the deployed nine-variable design, cross-validated ROC-AUC spanned only 0.89–0.95, and the confidence intervals overlapped almost completely. This pattern — also seen in the medical-failure and CPV-outcome bake-offs — is a direct consequence of a small failure count (14/80 here; comparably few non-survivors in most single-centre veterinary series) rather than a property of any one algorithm, and it argues against choosing a deployed model by leaderboard rank alone. Gaussian naive Bayes illustrates the trap concretely: it ranked first by ROC-AUC in the treatment-success bake-off (0.953) yet had the second-worst raw accuracy of any algorithm tested (65.7%, below the 82.5% majority-class baseline) and a Brier score more than double the next-best model — a well-ranked but poorly calibrated model that would systematically mislead a clinician reading the number as a probability. We instead selected the deployed logistic-regression model on interpretability, deployability (it is the only comparator that runs client-side), and — most importantly — a demonstrated absence of tuning optimism under nested cross-validation (Guyon et al., 2002; Nahm, 2022), which is a more decision-relevant property than a marginal AUC advantage on a dataset this size.</w:t>
+        <w:t xml:space="preserve">No single algorithm was reliably the most accurate at any stage of this analysis: across fifteen algorithms tested on the deployed nine-variable design, cross-validated ROC-AUC spanned only 0.89–0.95, and the confidence intervals overlapped almost completely. This pattern — also seen in the medical-failure and CPV-outcome bake-offs — is a direct consequence of a small failure count (14/80 here; comparably few non-survivors in most single-centre veterinary series) rather than a property of any one algorithm, and it argues against choosing a deployed model by leaderboard rank alone. Gaussian naive Bayes illustrates the trap concretely: it ranked first by ROC-AUC in the treatment-success bake-off (0.953) yet had the second-worst raw accuracy of any algorithm tested (65.7%, below the 82.5% majority-class baseline) and a Brier score more than double the next-best model — a well-ranked but poorly calibrated model that would systematically mislead a clinician reading the number as a probability. We instead selected the deployed logistic-regression model on interpretability, on its practicality to deploy and audit client-side, and — most importantly — on plain-CV and nested-CV estimates that agreed closely (Guyon et al., 2002; Nahm, 2022), which is a more decision-relevant property than a marginal AUC advantage on a dataset this size; with only 14 failure events, however, meaningful uncertainty remains around every estimate in this comparison, nested-CV included.</w:t>
       </w:r>
     </w:p>
     <w:p>
@@ -13012,7 +13256,7 @@
           <w:sz w:val="22"/>
           <w:szCs w:val="22"/>
         </w:rPr>
-        <w:t xml:space="preserve">The surgical arm (G4) resolved every case in this dataset, which is both an expected finding — ovariohysterectomy removes the diseased organ and is widely regarded as the definitive treatment (Hagman, 2018) — and a statistical inconvenience, since perfect separation means no finite, calibrated probability can be estimated for it from these data. We handled this the way any careful implementation should: by reporting the observed cohort rate for that arm with an explicit caveat rather than an extrapolated model output, and by fitting a G1–G3-only sensitivity model to confirm the medical-protocol findings were not an artefact of that arm's presence (ROC-AUC 0.947 ± 0.080, materially unchanged). The clinically relevant contrast is between medical management's fertility-sparing benefit at a real relapse/failure cost — roughly 23% medical failure across G1–G3 here, in the same range as the 8–17% relapse rates reported for aglepristone-based protocols in the literature (Fieni, 2006) — against surgery's near-certain resolution at the cost of losing reproductive capacity and undergoing an operation in a systemically ill patient. Our risk-stratified cross-tabulation (§3.6) suggests this trade-off is not uniform: at low admission risk every protocol performed near ceiling, so preserving fertility with supportive care alone looks reasonable, whereas at high admission risk, medical management without aglepristone performed poorly and surgery's advantage was largest — precisely the situation in which a fast, at-a-glance risk estimate at admission would be most useful to a clinician and an owner deciding together.</w:t>
+        <w:t xml:space="preserve">The surgical arm (G4) resolved every case in this dataset (20/20; exact 95% CI 83.2–100%), which is both an expected finding — ovariohysterectomy removes the diseased organ and is widely regarded as the definitive treatment (Hagman, 2018) — and a statistical inconvenience, since perfect separation means no finite, calibrated probability can be estimated for it from these data. We handled this the way any careful implementation should: by reporting the observed cohort rate for that arm with an explicit caveat rather than an extrapolated model output, and by fitting a G1–G3-only sensitivity model to confirm the medical-protocol findings were not an artefact of that arm's presence (ROC-AUC 0.947 ± 0.080, materially unchanged). The clinically relevant contrast is between medical management's fertility-sparing benefit at a real relapse/failure cost — roughly 23% medical failure across G1–G3 here, in the same range as the 8–17% relapse rates reported for aglepristone-based protocols in the literature (Fieni, 2006) — against surgery resolving every case in this cohort, at the cost of losing reproductive capacity and undergoing an operation in a systemically ill patient. Our risk-stratified cross-tabulation (§3.6) suggests this trade-off is not uniform, though — as an observational, non-randomised comparison on n = 80 — it should be read as a hypothesis, not an effect estimate: at low-to-intermediate admission risk every protocol performed near ceiling in this dataset, so preserving fertility with supportive care alone looks reasonable, whereas at high admission risk, medical management without aglepristone performed poorly here and surgery's observed advantage was largest — precisely the situation in which a fast, at-a-glance risk estimate at admission would be most useful to a clinician and an owner deciding together, pending prospective confirmation.</w:t>
       </w:r>
     </w:p>
     <w:p>
@@ -13091,7 +13335,7 @@
           <w:sz w:val="22"/>
           <w:szCs w:val="22"/>
         </w:rPr>
-        <w:t xml:space="preserve">The treatment-success model was fitted on n = 80 with only 14 failure events, an events-per-variable ratio of roughly 1.2 for a nine-variable-plus-protocol model — far below the conventional rule-of-thumb of ≥10 — which produces wide confidence intervals and likely over-confidence near 0% and 100% (§3.3).</w:t>
+        <w:t xml:space="preserve">The treatment-success model was fitted on n = 80 with only 14 failure events, an events-per-variable ratio of roughly 1.2 for a nine-variable-plus-protocol model — far below the conventional rule-of-thumb of ≥10 — which produces wide confidence intervals and likely over-confidence near 0% and 100% (§3.3). The medical-failure model (n = 60, 14 events, 6 variables; EPV ≈ 2.3) is in a similar position, which is why we report its coefficients as penalised point estimates without asymptotic confidence intervals (§3.2) rather than implying a precision the data do not support.</w:t>
       </w:r>
     </w:p>
     <w:p>
@@ -13109,7 +13353,7 @@
           <w:sz w:val="22"/>
           <w:szCs w:val="22"/>
         </w:rPr>
-        <w:t xml:space="preserve">The surgical protocol (G4) is perfectly separated on outcome (20/20 success); its model coefficient cannot be interpreted as a calibrated probability, and the deployed tool substitutes the observed cohort rate with an explicit caveat.</w:t>
+        <w:t xml:space="preserve">The surgical protocol (G4) is perfectly separated on outcome (20/20 success, exact 95% CI 83.2–100%); its model coefficient cannot be interpreted as a calibrated probability, and the deployed tool substitutes the observed cohort rate with an explicit caveat.</w:t>
       </w:r>
     </w:p>
     <w:p>
@@ -13127,7 +13371,7 @@
           <w:sz w:val="22"/>
           <w:szCs w:val="22"/>
         </w:rPr>
-        <w:t xml:space="preserve">Protocol assignment was not randomised for baseline severity within this dataset, so every protocol-outcome association reported here (Tables 3, 9, 13) is observational, not causal.</w:t>
+        <w:t xml:space="preserve">Protocol assignment was not randomised for baseline severity within this dataset, so every protocol-outcome association reported here (Tables 3, 9, 13) is observational, not causal; unmeasured confounding by clinical severity, fertility goals, cost and clinician or owner preference cannot be excluded.</w:t>
       </w:r>
     </w:p>
     <w:p>
@@ -13163,7 +13407,7 @@
           <w:sz w:val="22"/>
           <w:szCs w:val="22"/>
         </w:rPr>
-        <w:t xml:space="preserve">Death (1/80) and six-month recurrence (4/80) were too rare to model and are reported descriptively only.</w:t>
+        <w:t xml:space="preserve">Death (1/80) and six-month recurrence (4/80) were too rare to model and are reported descriptively only. Litter size, pregnancy outcome and days-to-next-oestrus were missing for 42.5–62.5% of dogs (recorded only for a subset followed through a subsequent breeding attempt) and were not analysed in this manuscript.</w:t>
       </w:r>
     </w:p>
     <w:p>
@@ -13186,6 +13430,24 @@
     </w:p>
     <w:p>
       <w:pPr>
+        <w:pStyle w:val="ListParagraph"/>
+        <w:numPr>
+          <w:ilvl w:val="0"/>
+          <w:numId w:val="2"/>
+        </w:numPr>
+        <w:spacing w:after="100"/>
+      </w:pPr>
+      <w:r>
+        <w:rPr>
+          <w:rFonts w:ascii="Calibri" w:cs="Calibri" w:eastAsia="Calibri" w:hAnsi="Calibri"/>
+          <w:sz w:val="22"/>
+          <w:szCs w:val="22"/>
+        </w:rPr>
+        <w:t xml:space="preserve">The recovery-time analysis (§3.4) was restricted to the 74 dogs with a recorded resolution date; conditioning on resolution is a form of selection and the negative result should not be extrapolated to dogs that failed to resolve.</w:t>
+      </w:r>
+    </w:p>
+    <w:p>
+      <w:pPr>
         <w:pStyle w:val="Heading1"/>
         <w:spacing w:after="160" w:before="320"/>
       </w:pPr>
@@ -13211,7 +13473,7 @@
           <w:sz w:val="22"/>
           <w:szCs w:val="22"/>
         </w:rPr>
-        <w:t xml:space="preserve">A compact, interpretable logistic-regression model built from nine routinely available admission values — age, illness duration, heart rate, total leucocyte count, neutrophil count, creatinine, albumin, alkaline phosphatase and alanine aminotransferase — plus the intended treatment protocol, discriminated treatment success in canine pyometra with a cross-validated ROC-AUC of roughly 0.90–0.93, reproduced independently under a second implementation and under nested cross-validation. A companion six-variable model discriminated medical-management failure with ROC-AUC 0.95, and a simple point score built from it separated a stratum with 0% medical failure from one with 48% failure, within which protocol choice changed observed success from 17% to 100%. Both models, the full validation record, and an open interactive calculator are published together so the same pipeline can be pointed, unmodified, at a real prospectively collected pyometra cohort — the necessary next step before any of these numbers should inform an actual treatment decision.</w:t>
+        <w:t xml:space="preserve">A compact, interpretable logistic-regression model built from nine routinely available admission values — age, illness duration, heart rate, total leucocyte count, neutrophil count, creatinine, albumin, alkaline phosphatase and alanine aminotransferase — plus the intended treatment protocol, discriminated treatment success in canine pyometra with a pre-specified primary ROC-AUC of 0.91, reproduced within 0.02 AUC by an independent implementation and by nested cross-validation. A companion six-variable model, using the same locked coefficients throughout this manuscript, discriminated medical-management failure with ROC-AUC 0.95, and an integer point score built directly from it separated a combined low/intermediate stratum with 0% observed medical failure (n = 53) from a high-risk stratum with 52% observed medical failure (n = 27); within that high-risk stratum, observed success ranged from 12% to 100% across protocols in this dataset — an observational association worth testing prospectively, not a causal claim. Both models, the full validation record, and an open research-use prototype are published together so the same pipeline can be pointed, unmodified, at a real prospectively collected pyometra cohort — the necessary next step before any of these numbers should inform an actual treatment decision.</w:t>
       </w:r>
     </w:p>
     <w:p>

--- a/reports/canine_pyometra_manuscript.docx
+++ b/reports/canine_pyometra_manuscript.docx
@@ -33,7 +33,7 @@
           <w:sz w:val="24"/>
           <w:szCs w:val="24"/>
         </w:rPr>
-        <w:t xml:space="preserve">A Reproducible, Web-Deployed Methodology-Demonstration Study</w:t>
+        <w:t xml:space="preserve">A Retrospective Case Series with an Openly Deployed Prediction Tool</w:t>
       </w:r>
     </w:p>
     <w:p>
@@ -180,7 +180,7 @@
           <w:sz w:val="22"/>
           <w:szCs w:val="22"/>
         </w:rPr>
-        <w:t xml:space="preserve">We applied a three-stage ML workflow (all admission variables → univariate screen → recursive feature elimination) with a 15-algorithm comparison under repeated stratified 5-fold cross-validation (20 repeats) to an 80-case, four-protocol dataset (20 dogs per protocol) purpose-built to demonstrate this pipeline. Three models were developed: treatment success by day 14 across all four protocols, medical-failure risk for the three non-surgical protocols, and days-to-resolution.</w:t>
+        <w:t xml:space="preserve">We applied a three-stage ML workflow (all admission variables → univariate screen → recursive feature elimination) with a 15-algorithm comparison under repeated stratified 5-fold cross-validation (20 repeats) to a retrospective case series of 80 dogs treated under four protocols (20 dogs per protocol). Three models were developed: treatment success by day 14 across all four protocols, medical-failure risk for the three non-surgical protocols, and days-to-resolution.</w:t>
       </w:r>
     </w:p>
     <w:p>
@@ -226,7 +226,7 @@
           <w:sz w:val="22"/>
           <w:szCs w:val="22"/>
         </w:rPr>
-        <w:t xml:space="preserve">A compact, interpretable logistic-regression model built from nine routine admission values integrates clinical and laboratory data into a single probability of treatment success in canine pyometra, and is deployed here as an open, research-use prototype. Because the dataset was purpose-built to demonstrate the pipeline rather than collected prospectively from clinical practice, these findings are hypothesis-generating and require validation on an independently collected, unbalanced clinical cohort before any clinical use.</w:t>
+        <w:t xml:space="preserve">A compact, interpretable logistic-regression model built from nine routine admission values integrates clinical and laboratory data into a single probability of treatment success in canine pyometra, and is deployed here as an open, research-use prototype. Because this is a single, retrospective case series without documented enrolment criteria, allocation procedure, or external validation, these findings are hypothesis-generating and require validation on an independently collected clinical cohort before any clinical use.</w:t>
       </w:r>
     </w:p>
     <w:p>
@@ -331,7 +331,7 @@
           <w:sz w:val="22"/>
           <w:szCs w:val="22"/>
         </w:rPr>
-        <w:t xml:space="preserve">To our knowledge, no openly reported ML pipeline of this kind previously existed for canine pyometra. The aim of this study was to adapt the Sanaei et al. (2025) workflow — the same three-stage feature-reduction strategy, the same repeated-cross-validation, multi-algorithm comparison methodology — to canine pyometra, and to use it to build three complementary models: (i) probability of treatment success by day 14 for a clinician-chosen protocol, (ii) probability of medical-management failure among the non-surgical protocols, and (iii) expected days to clinical resolution. Because the dataset available for this work was purpose-built to exercise the pipeline under clean, complete, balanced conditions rather than collected prospectively from unselected clinical admissions, we present the results explicitly as a methodology demonstration: a transparent, reproducible, and openly deployed template that the same pipeline can be pointed at a real, independently collected clinical cohort to validate.</w:t>
+        <w:t xml:space="preserve">To our knowledge, no openly reported ML pipeline of this kind previously existed for canine pyometra. The aim of this study was to adapt the Sanaei et al. (2025) workflow — the same three-stage feature-reduction strategy, the same repeated-cross-validation, multi-algorithm comparison methodology — to canine pyometra, and to use it to build three complementary models: (i) probability of treatment success by day 14 for a clinician-chosen protocol, (ii) probability of medical-management failure among the non-surgical protocols, and (iii) expected days to clinical resolution. The case series available for this work is a single retrospective cohort without a documented enrolment or allocation protocol; we therefore present the results as hypothesis-generating, with the full pipeline published openly (Data Availability Statement, Section 4) so it can be re-run, unmodified, on an independently collected clinical cohort as the next step toward clinical use.</w:t>
       </w:r>
     </w:p>
     <w:p>
@@ -378,7 +378,7 @@
           <w:sz w:val="22"/>
           <w:szCs w:val="22"/>
         </w:rPr>
-        <w:t xml:space="preserve">This is a retrospective, methodology-demonstration analysis of a structured 80-case dataset representing four treatment protocols for canine pyometra (20 dogs per protocol), each followed to day 14: G1, supportive care and antibiotics only; G2, cloprostenol (prostaglandin F2α); G3, aglepristone combined with cloprostenol; and G4, ovariohysterectomy. The dataset was constructed for machine-learning methodology instruction, with intentionally balanced group sizes, complete baseline recording (no missing admission values) and no duplicate or implausible records, so that the analysis pipeline itself — rather than data-quality confounds — is what is being exercised and reported. This is a deliberate departure from a routinely collected clinical sample, where group sizes are uneven, values are missing, and protocol assignment reflects case severity rather than a study design; it is flagged here, in the Discussion, and again in the Limitations, and it is the reason we present every result below as hypothesis-generating rather than as evidence ready for clinical use.</w:t>
+        <w:t xml:space="preserve">This is a retrospective analysis of a case series of 80 client-owned dogs with pyometra, treated under four protocols (20 dogs per protocol) and followed to day 14: G1, supportive care and antibiotics only; G2, cloprostenol (prostaglandin F2α); G3, aglepristone combined with cloprostenol; and G4, ovariohysterectomy. The case records were compiled from clinical practice; a formal published report of the original case series, and documentation of the enrolment and protocol-allocation procedure, were not available for this secondary analysis. Baseline recording was complete (no missing admission values) and no duplicate or implausible records were found (Section 2.2), but — as for any retrospective, non-randomised case series — the absence of a documented, pre-specified allocation procedure means protocol assignment cannot be assumed to be independent of case severity. This is flagged here, in the Discussion, and again in the Limitations, and it is the reason we present every result below as hypothesis-generating rather than as evidence ready for clinical use.</w:t>
       </w:r>
     </w:p>
     <w:p>
@@ -391,7 +391,7 @@
           <w:sz w:val="22"/>
           <w:szCs w:val="22"/>
         </w:rPr>
-        <w:t xml:space="preserve">No new animal procedures were performed for this analysis. All variables were drawn from a pre-existing, de-identified case dataset assembled for teaching and pipeline-development purposes; the corresponding author should confirm the appropriate ethics/animal-use wording for the source data before submission.</w:t>
+        <w:t xml:space="preserve">This is a retrospective analysis of pre-existing clinical case records; no new animal procedures were performed for this analysis. Formal institutional ethics-committee documentation and owner-consent records for the original case collection were not available to the analyst; the corresponding author should supply the appropriate ethics, consent and animal-welfare statement for the source clinical records (e.g. retrospective case-record review under the treating institution's standard consent, an ethics-committee waiver, or a formal approval reference) before submission.</w:t>
       </w:r>
     </w:p>
     <w:p>
@@ -13187,7 +13187,7 @@
           <w:sz w:val="22"/>
           <w:szCs w:val="22"/>
         </w:rPr>
-        <w:t xml:space="preserve">The final treatment-success model (§2.4) is deployed as an open, research-use prediction prototype (a browser-based single-page application; the model coefficients ship as a small JSON file and every prediction is computed client-side, so no case data leaves the device). A user selects an intended protocol and enters the nine admission values; the tool returns the predicted probability of treatment success, the corresponding band (Unlikely / Uncertain / Likely), the admission values pushing the estimate up or down, the observed cohort success rate for the chosen protocol, and — generated on demand — a plain-English summary of the case. The same page publishes the full validation reported in Section 3.3 (the algorithm bake-off, the ROC curve, and every classification metric) so that a viewer can audit the model rather than take the headline number on faith, and it displays a persistent disclaimer that it is a decision-support estimate from a small, single-centre teaching dataset, not a validated clinical tool, and that it complements rather than replaces clinical judgement. Python and JavaScript implementations of the prediction formula are cross-checked automatically on every change to guarantee they agree to the displayed percentage point.</w:t>
+        <w:t xml:space="preserve">The final treatment-success model (§2.4) is deployed as an open, research-use prediction prototype (a browser-based single-page application; the model coefficients ship as a small JSON file and every prediction is computed client-side, so no case data leaves the device). A user selects an intended protocol and enters the nine admission values; the tool returns the predicted probability of treatment success, the corresponding band (Unlikely / Uncertain / Likely), the admission values pushing the estimate up or down, the observed cohort success rate for the chosen protocol, and — generated on demand — a plain-English summary of the case. The same page publishes the full validation reported in Section 3.3 (the algorithm bake-off, the ROC curve, and every classification metric) so that a viewer can audit the model rather than take the headline number on faith, and it displays a persistent disclaimer that it is a decision-support estimate from a small, single-source retrospective case series, not a validated clinical tool, and that it complements rather than replaces clinical judgement. Python and JavaScript implementations of the prediction formula are cross-checked automatically on every change to guarantee they agree to the displayed percentage point.</w:t>
       </w:r>
     </w:p>
     <w:p>
@@ -13282,7 +13282,7 @@
           <w:sz w:val="22"/>
           <w:szCs w:val="22"/>
         </w:rPr>
-        <w:t xml:space="preserve">Finally, and most importantly for how these results should be read: every number above comes from a dataset that was purpose-built to exercise this pipeline under clean, complete, and perfectly balanced conditions, not collected prospectively from unselected clinical admissions. That is precisely why we built and are publishing the pipeline itself, rather than only the numbers it produced here — the code, the feature-reduction workflow, the 15-algorithm validation harness, and the deployed calculator are all openly available (Data Availability Statement) so that the exact same, now-documented process can be re-run, unmodified, on a real, independently collected, imperfect clinical cohort. Until that replication is done, every model, coefficient, and cut-point reported here should be read as hypothesis-generating and a worked methodology template — not as a validated clinical tool.</w:t>
+        <w:t xml:space="preserve">Finally, and most importantly for how these results should be read: every number above comes from a single retrospective case series with no documented enrolment criteria, allocation procedure, or external validation — the ordinary limitations of a single-source retrospective series, not a synthetic or illustrative exercise. That is precisely why we built and are publishing the pipeline itself, rather than only the numbers it produced here — the code, the feature-reduction workflow, the 15-algorithm validation harness, and the deployed prototype are all openly available (Data Availability Statement) so that the exact same, now-documented process can be re-run, unmodified, on an independently collected clinical cohort. Until that replication is done, every model, coefficient, and cut-point reported here should be read as hypothesis-generating — not as a validated clinical tool.</w:t>
       </w:r>
     </w:p>
     <w:p>
@@ -13317,7 +13317,7 @@
           <w:sz w:val="22"/>
           <w:szCs w:val="22"/>
         </w:rPr>
-        <w:t xml:space="preserve">The dataset was purpose-built for machine-learning methodology instruction, with intentionally balanced group sizes (20 dogs per protocol) and no missing baseline data. This is atypical of real veterinary practice and is the primary limitation governing every result in this study; all findings are hypothesis-generating pending replication on an independently collected clinical cohort.</w:t>
+        <w:t xml:space="preserve">This is a single, retrospective case series with 20 dogs per protocol and no documented, pre-specified enrolment or protocol-allocation procedure. Without that documentation, the possibility that protocol assignment tracked case severity or clinician/owner preference cannot be excluded (see also Limitation 4); this is the primary limitation governing every result in this study, and all findings are hypothesis-generating pending replication on an independently collected, prospectively documented clinical cohort.</w:t>
       </w:r>
     </w:p>
     <w:p>
@@ -13503,7 +13503,7 @@
           <w:sz w:val="22"/>
           <w:szCs w:val="22"/>
         </w:rPr>
-        <w:t xml:space="preserve">The dataset, complete analysis code (data audit through model validation), the locked model artefacts, and the source of the deployed web calculator are openly available at the project repository, https://github.com/bhattarya/canine-pyometra-ml. The deployed calculator is live at https://canine-pyometra-ml.vercel.app/.</w:t>
+        <w:t xml:space="preserve">The complete analysis code (data audit through model validation), the locked model artefacts, and the source of the deployed web calculator are openly available at the project repository, https://github.com/bhattarya/canine-pyometra-ml. The deployed calculator is live at https://canine-pyometra-ml.vercel.app/. Records are identified only by a non-identifying study code (e.g. PY001); no owner names, clinic identifiers, or other directly identifying information are included. The corresponding author should confirm before submission that the source clinic/owner records permit this level of open publication, consistent with the ethics/consent statement above.</w:t>
       </w:r>
     </w:p>
     <w:p>

--- a/reports/canine_pyometra_manuscript.docx
+++ b/reports/canine_pyometra_manuscript.docx
@@ -959,7 +959,7 @@
           <w:sz w:val="22"/>
           <w:szCs w:val="22"/>
         </w:rPr>
-        <w:t xml:space="preserve">Feature selection followed the same three stages for both classification outcomes: Stage A used every available admission variable; Stage B retained variables that passed a univariate screen (association with the outcome at conventional significance); Stage C applied recursive feature elimination with cross-validation (RFECV) to the Stage-B set to find the smallest variable set that did not measurably reduce discrimination. For the treatment-success model, the intended protocol (G1–G4, one-hot encoded with G1 as reference) was retained as a predictor at every stage, since it is the clinical decision the tool is meant to support.</w:t>
+        <w:t xml:space="preserve">Feature selection followed the same three stages for both classification outcomes: Stage A used every available admission variable; Stage B retained variables whose univariate logistic association with the outcome met a pre-specified screening threshold (p &lt; 0.20, chosen to be permissive rather than to enforce statistical significance, since strict univariate significance can discard variables that contribute only jointly with others); Stage C applied recursive feature elimination with cross-validation (RFECV; logistic estimator, 5-fold, ROC-AUC scoring) to the Stage-B set to find the smallest variable set associated with the best cross-validated performance. Both the Stage-B screen and the RFECV step were performed once on the full analysis sample, ahead of and separately from the repeated cross-validation used to report each stage’s discrimination (Section 3); the resulting feature-selection optimism is addressed in the Limitations. For the treatment-success model, the intended protocol (G1–G4, one-hot encoded with G1 as reference) was retained as a predictor at every stage, since it is the clinical decision the tool is meant to support.</w:t>
       </w:r>
     </w:p>
     <w:p>
@@ -989,7 +989,7 @@
           <w:sz w:val="22"/>
           <w:szCs w:val="22"/>
         </w:rPr>
-        <w:t xml:space="preserve">The deployed treatment-success model is an L2-penalised (ridge) logistic regression fitted on all 80 dogs, predicting the probability that a clinician-selected protocol achieves uncomplicated resolution by day 14. It uses nine standardised admission variables — age, illness duration, heart rate, total leucocyte count, neutrophil count, creatinine, albumin, alkaline phosphatase and alanine aminotransferase — plus the protocol category (G1 as reference level). Logistic regression was retained as the deployed algorithm despite not being the single top performer in the bake-off (Section 3.3) because its cross-validated discrimination sat within the overlapping confidence band of every credible alternative, it is directly interpretable as odds ratios, it showed closely comparable performance under nested cross-validation (Section 3.3), and it is particularly simple to implement, audit and run entirely client-side in about twenty lines of JavaScript — which is what makes the openly deployed prototype described in Section 4 possible without exposing patient data to a server.</w:t>
+        <w:t xml:space="preserve">The deployed treatment-success model is an L2-penalised (ridge) logistic regression fitted on all 80 dogs, predicting the probability that a clinician-selected protocol achieves uncomplicated resolution by day 14. It uses nine standardised admission variables — age, illness duration, heart rate, total leucocyte count, neutrophil count, creatinine, albumin, alkaline phosphatase and alanine aminotransferase — plus the protocol category (G1 as reference level). This nine-variable-plus-protocol design was fixed in advance of deployment rather than taken directly from the minimal RFECV output (Section 2.3). Logistic regression was selected as the deployed algorithm on three pre-specified grounds: interpretability as odds ratios, performance under the model-comparison and tuning-optimism checks described in Section 2.7, and practicality for a client-side implementation (Section 4); the comparative evidence for each of these grounds is reported in Section 3.3.</w:t>
       </w:r>
     </w:p>
     <w:p>
@@ -1002,7 +1002,7 @@
           <w:sz w:val="22"/>
           <w:szCs w:val="22"/>
         </w:rPr>
-        <w:t xml:space="preserve">The surgical protocol (G4) resolved every case in this dataset (20/20). This is a case of perfect separation: no finite logistic coefficient can be estimated for it from these data, and the ridge-penalised estimate that results is an artefact of the penalty rather than a calibrated probability. The deployed tool and the results below therefore report the observed cohort success rate for G4, with an explicit caveat, rather than a model-derived probability.</w:t>
+        <w:t xml:space="preserve">Complete (or quasi-complete) separation occurs when every dog within a protocol category shares the same outcome; no finite maximum-likelihood coefficient exists for that category in this case, and a penalised estimate for it reflects the ridge penalty rather than a calibrated probability. We pre-specified that, for any protocol meeting this condition in the fitted model, the deployed tool would report the observed cohort proportion for that protocol directly — with an explicit caveat — in place of a model-derived probability. Sections 3.1 and 3.3 report which protocol this applied to in this cohort.</w:t>
       </w:r>
     </w:p>
     <w:p>
@@ -1032,7 +1032,7 @@
           <w:sz w:val="22"/>
           <w:szCs w:val="22"/>
         </w:rPr>
-        <w:t xml:space="preserve">A second model was developed on the three non-surgical protocols only (G1–G3, n = 60), predicting medical failure by day 14 with the protocol term dropped, so that its coefficients are interpretable as the effect of admission physiology alone, independent of which medical protocol was chosen. The same three-stage reduction was applied; recursive feature elimination (Stage C) identified a minimal three-variable set (BUN, ALP, albumin) with the highest point-estimate discrimination of any stage (Section 3.2). As with the treatment-success model (Section 2.4), we deployed a deliberately larger, clinically-motivated six-variable model — the Stage-C three variables plus creatinine, age and illness duration, all of which passed the Stage-B univariate screen and are established admission findings in the pyometra literature (Section 5) — rather than the minimal RFECV set, again fitted as an L2-penalised logistic regression on standardised inputs. Both the three-variable and six-variable fits are reported in Section 3.2; the deployed model and the risk score derived from it (Section 2.6) use the six-variable coefficients throughout, so that every number attributed to “the deployed medical-failure model” in this manuscript comes from one single, locked model.</w:t>
+        <w:t xml:space="preserve">A second model was developed on the three non-surgical protocols only (G1–G3, n = 60), predicting medical failure by day 14 with the protocol term dropped, so that its coefficients are interpretable as the effect of admission physiology alone, independent of which medical protocol was chosen. The same three-stage reduction (Section 2.3) was applied to this outcome. As with the treatment-success model, the model we deployed was not the minimal RFECV output itself but a pre-specified, clinically-motivated superset built from the Stage-B-screened variable pool, chosen for clinical completeness and interpretability, again fitted as an L2-penalised logistic regression on standardised inputs. Both the minimal RFECV set and the deployed superset are reported in Section 3.2. The deployed model and the risk score derived from it (Section 2.6) use one single, locked set of coefficients throughout, so that every number attributed to “the deployed medical-failure model” in this manuscript is internally consistent.</w:t>
       </w:r>
     </w:p>
     <w:p>
@@ -13426,6 +13426,24 @@
           <w:szCs w:val="22"/>
         </w:rPr>
         <w:t xml:space="preserve">A related 240-case retrospective sheet in the source workbook carried no outcome column and could support only case-mix description, not prognostic validation, and was not used in the modelling reported here.</w:t>
+      </w:r>
+    </w:p>
+    <w:p>
+      <w:pPr>
+        <w:pStyle w:val="ListParagraph"/>
+        <w:numPr>
+          <w:ilvl w:val="0"/>
+          <w:numId w:val="2"/>
+        </w:numPr>
+        <w:spacing w:after="100"/>
+      </w:pPr>
+      <w:r>
+        <w:rPr>
+          <w:rFonts w:ascii="Calibri" w:cs="Calibri" w:eastAsia="Calibri" w:hAnsi="Calibri"/>
+          <w:sz w:val="22"/>
+          <w:szCs w:val="22"/>
+        </w:rPr>
+        <w:t xml:space="preserve">The Stage-B univariate screen and Stage-C RFECV feature-selection steps (Section 2.3) were performed once on the full analysis sample, ahead of the cross-validation used to report each stage’s discrimination; the reported Stage A/B/C ROC-AUC values (Tables 5, 8) therefore carry some feature-selection optimism. This does not apply to the deployed treatment-success and medical-failure models themselves, whose variable sets were fixed in advance and evaluated by cross-validation with no selection step inside the reported loop.</w:t>
       </w:r>
     </w:p>
     <w:p>
